--- a/doc/詞/宋朝/晏殊/晏殊-踏莎行·碧海無波.docx
+++ b/doc/詞/宋朝/晏殊/晏殊-踏莎行·碧海無波.docx
@@ -1,6 +1,6 @@
 
 <file path=word/document.xml><?xml version="1.0" encoding="utf-8"?>
-<w:document xmlns:wpc="http://schemas.microsoft.com/office/word/2010/wordprocessingCanvas" xmlns:cx="http://schemas.microsoft.com/office/drawing/2014/chartex" xmlns:cx1="http://schemas.microsoft.com/office/drawing/2015/9/8/chartex" xmlns:cx2="http://schemas.microsoft.com/office/drawing/2015/10/21/chartex" xmlns:cx3="http://schemas.microsoft.com/office/drawing/2016/5/9/chartex" xmlns:cx4="http://schemas.microsoft.com/office/drawing/2016/5/10/chartex" xmlns:cx5="http://schemas.microsoft.com/office/drawing/2016/5/11/chartex" xmlns:cx6="http://schemas.microsoft.com/office/drawing/2016/5/12/chartex" xmlns:cx7="http://schemas.microsoft.com/office/drawing/2016/5/13/chartex" xmlns:cx8="http://schemas.microsoft.com/office/drawing/2016/5/14/chartex" xmlns:mc="http://schemas.openxmlformats.org/markup-compatibility/2006" xmlns:aink="http://schemas.microsoft.com/office/drawing/2016/ink" xmlns:am3d="http://schemas.microsoft.com/office/drawing/2017/model3d" xmlns:o="urn:schemas-microsoft-com:office:office" xmlns:oel="http://schemas.microsoft.com/office/2019/extlst" xmlns:r="http://schemas.openxmlformats.org/officeDocument/2006/relationships" xmlns:m="http://schemas.openxmlformats.org/officeDocument/2006/math" xmlns:v="urn:schemas-microsoft-com:vml" xmlns:wp14="http://schemas.microsoft.com/office/word/2010/wordprocessingDrawing" xmlns:wp="http://schemas.openxmlformats.org/drawingml/2006/wordprocessingDrawing" xmlns:w10="urn:schemas-microsoft-com:office:word" xmlns:w="http://schemas.openxmlformats.org/wordprocessingml/2006/main" xmlns:w14="http://schemas.microsoft.com/office/word/2010/wordml" xmlns:w15="http://schemas.microsoft.com/office/word/2012/wordml" xmlns:w16cex="http://schemas.microsoft.com/office/word/2018/wordml/cex" xmlns:w16cid="http://schemas.microsoft.com/office/word/2016/wordml/cid" xmlns:w16="http://schemas.microsoft.com/office/word/2018/wordml" xmlns:w16sdtdh="http://schemas.microsoft.com/office/word/2020/wordml/sdtdatahash" xmlns:w16se="http://schemas.microsoft.com/office/word/2015/wordml/symex" xmlns:wpg="http://schemas.microsoft.com/office/word/2010/wordprocessingGroup" xmlns:wpi="http://schemas.microsoft.com/office/word/2010/wordprocessingInk" xmlns:wne="http://schemas.microsoft.com/office/word/2006/wordml" xmlns:wps="http://schemas.microsoft.com/office/word/2010/wordprocessingShape" mc:Ignorable="w14 w15 w16se w16cid w16 w16cex w16sdtdh wp14">
+<w:document xmlns:wpc="http://schemas.microsoft.com/office/word/2010/wordprocessingCanvas" xmlns:cx="http://schemas.microsoft.com/office/drawing/2014/chartex" xmlns:cx1="http://schemas.microsoft.com/office/drawing/2015/9/8/chartex" xmlns:cx2="http://schemas.microsoft.com/office/drawing/2015/10/21/chartex" xmlns:cx3="http://schemas.microsoft.com/office/drawing/2016/5/9/chartex" xmlns:cx4="http://schemas.microsoft.com/office/drawing/2016/5/10/chartex" xmlns:cx5="http://schemas.microsoft.com/office/drawing/2016/5/11/chartex" xmlns:cx6="http://schemas.microsoft.com/office/drawing/2016/5/12/chartex" xmlns:cx7="http://schemas.microsoft.com/office/drawing/2016/5/13/chartex" xmlns:cx8="http://schemas.microsoft.com/office/drawing/2016/5/14/chartex" xmlns:mc="http://schemas.openxmlformats.org/markup-compatibility/2006" xmlns:aink="http://schemas.microsoft.com/office/drawing/2016/ink" xmlns:am3d="http://schemas.microsoft.com/office/drawing/2017/model3d" xmlns:o="urn:schemas-microsoft-com:office:office" xmlns:oel="http://schemas.microsoft.com/office/2019/extlst" xmlns:r="http://schemas.openxmlformats.org/officeDocument/2006/relationships" xmlns:m="http://schemas.openxmlformats.org/officeDocument/2006/math" xmlns:v="urn:schemas-microsoft-com:vml" xmlns:wp14="http://schemas.microsoft.com/office/word/2010/wordprocessingDrawing" xmlns:wp="http://schemas.openxmlformats.org/drawingml/2006/wordprocessingDrawing" xmlns:w10="urn:schemas-microsoft-com:office:word" xmlns:w="http://schemas.openxmlformats.org/wordprocessingml/2006/main" xmlns:w14="http://schemas.microsoft.com/office/word/2010/wordml" xmlns:w15="http://schemas.microsoft.com/office/word/2012/wordml" xmlns:w16cex="http://schemas.microsoft.com/office/word/2018/wordml/cex" xmlns:w16cid="http://schemas.microsoft.com/office/word/2016/wordml/cid" xmlns:w16="http://schemas.microsoft.com/office/word/2018/wordml" xmlns:w16du="http://schemas.microsoft.com/office/word/2023/wordml/word16du" xmlns:w16sdtdh="http://schemas.microsoft.com/office/word/2020/wordml/sdtdatahash" xmlns:w16sdtfl="http://schemas.microsoft.com/office/word/2024/wordml/sdtformatlock" xmlns:w16se="http://schemas.microsoft.com/office/word/2015/wordml/symex" xmlns:wpg="http://schemas.microsoft.com/office/word/2010/wordprocessingGroup" xmlns:wpi="http://schemas.microsoft.com/office/word/2010/wordprocessingInk" xmlns:wne="http://schemas.microsoft.com/office/word/2006/wordml" xmlns:wps="http://schemas.microsoft.com/office/word/2010/wordprocessingShape" mc:Ignorable="w14 w15 w16se w16cid w16 w16cex w16sdtdh w16sdtfl w16du wp14">
   <w:body>
     <w:p>
       <w:pPr>
@@ -175,7 +175,8 @@
           <w:numId w:val="16"/>
         </w:numPr>
         <w:spacing w:line="400" w:lineRule="exact"/>
-        <w:ind w:leftChars="0"/>
+        <w:ind w:leftChars="0" w:left="284" w:hanging="284"/>
+        <w:jc w:val="both"/>
         <w:rPr>
           <w:rFonts w:ascii="標楷體" w:eastAsia="標楷體" w:hAnsi="標楷體" w:cs="標楷體"/>
           <w:sz w:val="28"/>
@@ -269,7 +270,7 @@
           <w:sz w:val="28"/>
           <w:szCs w:val="28"/>
         </w:rPr>
-        <w:t>等。雙調五十八字，仄韻。</w:t>
+        <w:t>等。</w:t>
       </w:r>
     </w:p>
     <w:p>
@@ -280,7 +281,8 @@
           <w:numId w:val="16"/>
         </w:numPr>
         <w:spacing w:line="400" w:lineRule="exact"/>
-        <w:ind w:leftChars="0"/>
+        <w:ind w:leftChars="0" w:left="284" w:hanging="284"/>
+        <w:jc w:val="both"/>
         <w:rPr>
           <w:rFonts w:ascii="標楷體" w:eastAsia="標楷體" w:hAnsi="標楷體" w:cs="標楷體"/>
           <w:sz w:val="28"/>
@@ -293,23 +295,16 @@
           <w:sz w:val="28"/>
           <w:szCs w:val="28"/>
         </w:rPr>
-        <w:t>碧海：傳說中的海名。《海內十洲記》：</w:t>
+        <w:t>碧海：傳說中的海名。</w:t>
       </w:r>
       <w:r>
         <w:rPr>
           <w:rFonts w:ascii="標楷體" w:eastAsia="標楷體" w:hAnsi="標楷體" w:cs="標楷體" w:hint="eastAsia"/>
           <w:sz w:val="28"/>
           <w:szCs w:val="28"/>
-        </w:rPr>
-        <w:t>「</w:t>
-      </w:r>
-      <w:r>
-        <w:rPr>
-          <w:rFonts w:ascii="標楷體" w:eastAsia="標楷體" w:hAnsi="標楷體" w:cs="標楷體"/>
-          <w:sz w:val="28"/>
-          <w:szCs w:val="28"/>
-        </w:rPr>
-        <w:t xml:space="preserve"> </w:t>
+          <w:u w:val="single"/>
+        </w:rPr>
+        <w:t>扶桑</w:t>
       </w:r>
       <w:r>
         <w:rPr>
@@ -317,15 +312,16 @@
           <w:sz w:val="28"/>
           <w:szCs w:val="28"/>
         </w:rPr>
-        <w:t>扶桑在東海之東岸。岸直，陸行登岸一萬里，東復有碧海。海廣狹浩汗，與東海等。水既不鹹苦，正作碧色，甘香味美。</w:t>
+        <w:t>在東海的東岸。岸邊筆直，陸路向東走一萬里，就會到達</w:t>
       </w:r>
       <w:r>
         <w:rPr>
           <w:rFonts w:ascii="標楷體" w:eastAsia="標楷體" w:hAnsi="標楷體" w:cs="標楷體" w:hint="eastAsia"/>
           <w:sz w:val="28"/>
           <w:szCs w:val="28"/>
-        </w:rPr>
-        <w:t>」</w:t>
+          <w:u w:val="single"/>
+        </w:rPr>
+        <w:t>扶桑</w:t>
       </w:r>
       <w:r>
         <w:rPr>
@@ -333,15 +329,16 @@
           <w:sz w:val="28"/>
           <w:szCs w:val="28"/>
         </w:rPr>
-        <w:t>(</w:t>
+        <w:t>。</w:t>
       </w:r>
       <w:r>
         <w:rPr>
           <w:rFonts w:ascii="標楷體" w:eastAsia="標楷體" w:hAnsi="標楷體" w:cs="標楷體" w:hint="eastAsia"/>
           <w:sz w:val="28"/>
           <w:szCs w:val="28"/>
-        </w:rPr>
-        <w:t>扶桑在東海的東岸。岸邊筆直，陸路向東走一萬里，就會到達扶桑。扶桑的東邊還有一片碧海，海面遼闊無邊，與東海一樣。這片碧海的水既不鹹也不苦，是碧色的，</w:t>
+          <w:u w:val="single"/>
+        </w:rPr>
+        <w:t>扶桑</w:t>
       </w:r>
       <w:r>
         <w:rPr>
@@ -349,6 +346,14 @@
           <w:sz w:val="28"/>
           <w:szCs w:val="28"/>
         </w:rPr>
+        <w:t>的東邊還有一片碧海，海面遼闊無邊，與東海一樣。這片碧海的水既不鹹也不苦，是碧色的，</w:t>
+      </w:r>
+      <w:r>
+        <w:rPr>
+          <w:rFonts w:ascii="標楷體" w:eastAsia="標楷體" w:hAnsi="標楷體" w:cs="標楷體" w:hint="eastAsia"/>
+          <w:sz w:val="28"/>
+          <w:szCs w:val="28"/>
+        </w:rPr>
         <w:t>水質甘甜可口</w:t>
       </w:r>
       <w:r>
@@ -358,14 +363,6 @@
           <w:szCs w:val="28"/>
         </w:rPr>
         <w:t>。</w:t>
-      </w:r>
-      <w:r>
-        <w:rPr>
-          <w:rFonts w:ascii="標楷體" w:eastAsia="標楷體" w:hAnsi="標楷體" w:cs="標楷體" w:hint="eastAsia"/>
-          <w:sz w:val="28"/>
-          <w:szCs w:val="28"/>
-        </w:rPr>
-        <w:t>)</w:t>
       </w:r>
     </w:p>
     <w:p>
@@ -376,7 +373,8 @@
           <w:numId w:val="16"/>
         </w:numPr>
         <w:spacing w:line="400" w:lineRule="exact"/>
-        <w:ind w:leftChars="0"/>
+        <w:ind w:leftChars="0" w:left="284" w:hanging="284"/>
+        <w:jc w:val="both"/>
         <w:rPr>
           <w:rFonts w:ascii="標楷體" w:eastAsia="標楷體" w:hAnsi="標楷體" w:cs="標楷體"/>
           <w:sz w:val="28"/>
@@ -391,7 +389,16 @@
             <w:sz w:val="28"/>
             <w:szCs w:val="28"/>
           </w:rPr>
-          <w:t>瑤台</w:t>
+          <w:t>瑤</w:t>
+        </w:r>
+        <w:r>
+          <w:rPr>
+            <w:rStyle w:val="a4"/>
+            <w:rFonts w:ascii="標楷體" w:eastAsia="標楷體" w:hAnsi="標楷體" w:cs="標楷體" w:hint="eastAsia"/>
+            <w:sz w:val="28"/>
+            <w:szCs w:val="28"/>
+          </w:rPr>
+          <w:t>台</w:t>
         </w:r>
       </w:hyperlink>
       <w:r>
@@ -411,7 +418,8 @@
           <w:numId w:val="16"/>
         </w:numPr>
         <w:spacing w:line="400" w:lineRule="exact"/>
-        <w:ind w:leftChars="0"/>
+        <w:ind w:leftChars="0" w:left="284" w:hanging="284"/>
+        <w:jc w:val="both"/>
         <w:rPr>
           <w:rFonts w:ascii="標楷體" w:eastAsia="標楷體" w:hAnsi="標楷體" w:cs="標楷體"/>
           <w:sz w:val="28"/>
@@ -495,7 +503,8 @@
           <w:numId w:val="16"/>
         </w:numPr>
         <w:spacing w:line="400" w:lineRule="exact"/>
-        <w:ind w:leftChars="0"/>
+        <w:ind w:leftChars="0" w:left="284" w:hanging="284"/>
+        <w:jc w:val="both"/>
         <w:rPr>
           <w:rFonts w:ascii="標楷體" w:eastAsia="標楷體" w:hAnsi="標楷體" w:cs="標楷體"/>
           <w:sz w:val="28"/>
@@ -508,46 +517,13 @@
           <w:sz w:val="28"/>
           <w:szCs w:val="28"/>
         </w:rPr>
-        <w:t>意中人：心中所眷戀或屬</w:t>
-      </w:r>
-      <w:r>
-        <w:rPr>
-          <w:rFonts w:ascii="標楷體" w:eastAsia="標楷體" w:hAnsi="標楷體" w:cs="標楷體" w:hint="eastAsia"/>
-          <w:sz w:val="28"/>
-          <w:szCs w:val="28"/>
-        </w:rPr>
-        <w:t>(</w:t>
-      </w:r>
-      <w:r>
-        <w:rPr>
-          <w:rFonts w:ascii="標楷體" w:eastAsia="標楷體" w:hAnsi="標楷體" w:cs="標楷體" w:hint="eastAsia"/>
-          <w:color w:val="FF0000"/>
-          <w:sz w:val="16"/>
-          <w:szCs w:val="16"/>
-        </w:rPr>
-        <w:t>ㄓㄨˇ</w:t>
-      </w:r>
-      <w:r>
-        <w:rPr>
-          <w:rFonts w:ascii="標楷體" w:eastAsia="標楷體" w:hAnsi="標楷體" w:cs="標楷體" w:hint="eastAsia"/>
-          <w:sz w:val="28"/>
-          <w:szCs w:val="28"/>
-        </w:rPr>
-        <w:t>)</w:t>
-      </w:r>
-      <w:r>
-        <w:rPr>
-          <w:rFonts w:ascii="標楷體" w:eastAsia="標楷體" w:hAnsi="標楷體" w:cs="標楷體" w:hint="eastAsia"/>
-          <w:sz w:val="28"/>
-          <w:szCs w:val="28"/>
-        </w:rPr>
-        <w:t>意的人。</w:t>
+        <w:t>綺席：華麗的席具。古人稱坐臥之鋪墊用具為席。</w:t>
       </w:r>
     </w:p>
     <w:p>
       <w:pPr>
-        <w:pStyle w:val="a6"/>
-        <w:spacing w:line="400" w:lineRule="exact"/>
+        <w:spacing w:beforeLines="50" w:before="180" w:line="440" w:lineRule="exact"/>
+        <w:jc w:val="both"/>
         <w:rPr>
           <w:rFonts w:ascii="標楷體" w:eastAsia="標楷體" w:hAnsi="標楷體" w:cs="標楷體"/>
           <w:sz w:val="28"/>
@@ -556,260 +532,50 @@
       </w:pPr>
       <w:r>
         <w:rPr>
-          <w:rFonts w:ascii="標楷體" w:eastAsia="標楷體" w:hAnsi="標楷體" w:cs="標楷體" w:hint="eastAsia"/>
-          <w:sz w:val="28"/>
-          <w:szCs w:val="28"/>
-        </w:rPr>
-        <w:t>屬意：</w:t>
-      </w:r>
-      <w:r>
-        <w:rPr>
-          <w:rFonts w:ascii="標楷體" w:eastAsia="標楷體" w:hAnsi="標楷體" w:cs="標楷體" w:hint="eastAsia"/>
-          <w:sz w:val="28"/>
-          <w:szCs w:val="28"/>
-        </w:rPr>
-        <w:t>看中、中意。</w:t>
+          <w:rFonts w:ascii="標楷體" w:eastAsia="標楷體" w:hAnsi="標楷體" w:hint="eastAsia"/>
+          <w:sz w:val="32"/>
+          <w:szCs w:val="32"/>
+          <w:bdr w:val="single" w:sz="4" w:space="0" w:color="auto"/>
+        </w:rPr>
+        <w:t>語譯</w:t>
       </w:r>
     </w:p>
     <w:p>
       <w:pPr>
-        <w:pStyle w:val="a6"/>
-        <w:spacing w:line="400" w:lineRule="exact"/>
-        <w:ind w:leftChars="0"/>
-        <w:rPr>
-          <w:rFonts w:ascii="標楷體" w:eastAsia="標楷體" w:hAnsi="標楷體" w:cs="標楷體"/>
-          <w:sz w:val="28"/>
-          <w:szCs w:val="28"/>
-        </w:rPr>
-      </w:pPr>
-      <w:r>
-        <w:rPr>
-          <w:rFonts w:ascii="標楷體" w:eastAsia="標楷體" w:hAnsi="標楷體" w:cs="標楷體" w:hint="eastAsia"/>
-          <w:sz w:val="28"/>
-          <w:szCs w:val="28"/>
-        </w:rPr>
-        <w:t>【例】弟弟屬意那部黑色的玩具車，可惜已經被人買走了。</w:t>
+        <w:spacing w:line="440" w:lineRule="exact"/>
+        <w:jc w:val="both"/>
+        <w:rPr>
+          <w:rFonts w:ascii="標楷體" w:eastAsia="標楷體" w:hAnsi="標楷體" w:hint="eastAsia"/>
+          <w:sz w:val="28"/>
+          <w:szCs w:val="28"/>
+        </w:rPr>
+      </w:pPr>
+      <w:r>
+        <w:rPr>
+          <w:rFonts w:ascii="標楷體" w:eastAsia="標楷體" w:hAnsi="標楷體" w:hint="eastAsia"/>
+          <w:sz w:val="28"/>
+          <w:szCs w:val="28"/>
+        </w:rPr>
+        <w:t>大海平靜無波，仙境瑤台也有路可通，按理說只要動身，就能與你一同雙飛雙宿。無奈當時太過輕易地與心上人分別，如今山高水遠，又怎麼會知道你究竟身在何方？</w:t>
       </w:r>
     </w:p>
     <w:p>
       <w:pPr>
-        <w:pStyle w:val="a6"/>
-        <w:numPr>
-          <w:ilvl w:val="0"/>
-          <w:numId w:val="16"/>
-        </w:numPr>
-        <w:spacing w:line="400" w:lineRule="exact"/>
-        <w:ind w:leftChars="0"/>
-        <w:rPr>
-          <w:rFonts w:ascii="標楷體" w:eastAsia="標楷體" w:hAnsi="標楷體" w:cs="標楷體"/>
-          <w:sz w:val="28"/>
-          <w:szCs w:val="28"/>
-        </w:rPr>
-      </w:pPr>
-      <w:r>
-        <w:rPr>
-          <w:rFonts w:ascii="標楷體" w:eastAsia="標楷體" w:hAnsi="標楷體" w:cs="標楷體" w:hint="eastAsia"/>
-          <w:sz w:val="28"/>
-          <w:szCs w:val="28"/>
-        </w:rPr>
-        <w:t>綺席：華麗的席具。古人稱坐臥之鋪墊用具為席。</w:t>
-      </w:r>
-    </w:p>
-    <w:p>
-      <w:pPr>
-        <w:pStyle w:val="a6"/>
-        <w:numPr>
-          <w:ilvl w:val="0"/>
-          <w:numId w:val="16"/>
-        </w:numPr>
-        <w:spacing w:line="400" w:lineRule="exact"/>
-        <w:ind w:leftChars="0"/>
-        <w:rPr>
-          <w:rFonts w:ascii="標楷體" w:eastAsia="標楷體" w:hAnsi="標楷體" w:cs="標楷體"/>
-          <w:sz w:val="28"/>
-          <w:szCs w:val="28"/>
-        </w:rPr>
-      </w:pPr>
-      <w:r>
-        <w:rPr>
-          <w:rFonts w:ascii="標楷體" w:eastAsia="標楷體" w:hAnsi="標楷體" w:cs="標楷體" w:hint="eastAsia"/>
-          <w:sz w:val="28"/>
-          <w:szCs w:val="28"/>
-        </w:rPr>
-        <w:t>香閨：青年女子的內室。</w:t>
-      </w:r>
-    </w:p>
-    <w:p>
-      <w:pPr>
-        <w:pStyle w:val="a6"/>
-        <w:numPr>
-          <w:ilvl w:val="0"/>
-          <w:numId w:val="16"/>
-        </w:numPr>
-        <w:spacing w:line="400" w:lineRule="exact"/>
-        <w:ind w:leftChars="0"/>
-        <w:rPr>
-          <w:rFonts w:ascii="標楷體" w:eastAsia="標楷體" w:hAnsi="標楷體" w:cs="標楷體"/>
-          <w:sz w:val="28"/>
-          <w:szCs w:val="28"/>
-        </w:rPr>
-      </w:pPr>
-      <w:r>
-        <w:rPr>
-          <w:rFonts w:ascii="標楷體" w:eastAsia="標楷體" w:hAnsi="標楷體" w:cs="標楷體" w:hint="eastAsia"/>
-          <w:sz w:val="28"/>
-          <w:szCs w:val="28"/>
-        </w:rPr>
-        <w:t>紅箋</w:t>
-      </w:r>
-      <w:r>
-        <w:rPr>
-          <w:rFonts w:ascii="標楷體" w:eastAsia="標楷體" w:hAnsi="標楷體" w:cs="標楷體" w:hint="eastAsia"/>
-          <w:sz w:val="28"/>
-          <w:szCs w:val="28"/>
-        </w:rPr>
-        <w:t>(</w:t>
-      </w:r>
-      <w:r>
-        <w:rPr>
-          <w:rFonts w:ascii="標楷體" w:eastAsia="標楷體" w:hAnsi="標楷體" w:cs="標楷體" w:hint="eastAsia"/>
-          <w:color w:val="FF0000"/>
-          <w:sz w:val="16"/>
-          <w:szCs w:val="16"/>
-        </w:rPr>
-        <w:t>ㄐㄧㄢ</w:t>
-      </w:r>
-      <w:r>
-        <w:rPr>
-          <w:rFonts w:ascii="標楷體" w:eastAsia="標楷體" w:hAnsi="標楷體" w:cs="標楷體" w:hint="eastAsia"/>
-          <w:sz w:val="28"/>
-          <w:szCs w:val="28"/>
-        </w:rPr>
-        <w:t>)</w:t>
-      </w:r>
-      <w:r>
-        <w:rPr>
-          <w:rFonts w:ascii="標楷體" w:eastAsia="標楷體" w:hAnsi="標楷體" w:cs="標楷體" w:hint="eastAsia"/>
-          <w:sz w:val="28"/>
-          <w:szCs w:val="28"/>
-        </w:rPr>
-        <w:t>：紅色箋紙。</w:t>
-      </w:r>
-    </w:p>
-    <w:p>
-      <w:pPr>
-        <w:pStyle w:val="a6"/>
-        <w:spacing w:line="400" w:lineRule="exact"/>
-        <w:ind w:leftChars="0"/>
-        <w:rPr>
-          <w:rFonts w:ascii="標楷體" w:eastAsia="標楷體" w:hAnsi="標楷體" w:cs="標楷體"/>
-          <w:sz w:val="28"/>
-          <w:szCs w:val="28"/>
-        </w:rPr>
-      </w:pPr>
-      <w:r>
-        <w:rPr>
-          <w:rFonts w:ascii="標楷體" w:eastAsia="標楷體" w:hAnsi="標楷體" w:cs="標楷體" w:hint="eastAsia"/>
-          <w:sz w:val="28"/>
-          <w:szCs w:val="28"/>
-        </w:rPr>
-        <w:t>箋</w:t>
-      </w:r>
-    </w:p>
-    <w:p>
-      <w:pPr>
-        <w:pStyle w:val="a6"/>
-        <w:numPr>
-          <w:ilvl w:val="0"/>
-          <w:numId w:val="25"/>
-        </w:numPr>
-        <w:spacing w:line="400" w:lineRule="exact"/>
-        <w:ind w:leftChars="0"/>
-        <w:rPr>
-          <w:rFonts w:ascii="標楷體" w:eastAsia="標楷體" w:hAnsi="標楷體" w:cs="標楷體"/>
-          <w:sz w:val="28"/>
-          <w:szCs w:val="28"/>
-        </w:rPr>
-      </w:pPr>
-      <w:r>
-        <w:rPr>
-          <w:rFonts w:ascii="標楷體" w:eastAsia="標楷體" w:hAnsi="標楷體" w:cs="標楷體" w:hint="eastAsia"/>
-          <w:sz w:val="28"/>
-          <w:szCs w:val="28"/>
-        </w:rPr>
-        <w:t>寫信或題字用的紙。如：「紅箋」、「錦箋」、「信箋」。</w:t>
-      </w:r>
-    </w:p>
-    <w:p>
-      <w:pPr>
-        <w:pStyle w:val="a6"/>
-        <w:numPr>
-          <w:ilvl w:val="0"/>
-          <w:numId w:val="25"/>
-        </w:numPr>
-        <w:spacing w:line="400" w:lineRule="exact"/>
-        <w:ind w:leftChars="0"/>
-        <w:rPr>
-          <w:rFonts w:ascii="標楷體" w:eastAsia="標楷體" w:hAnsi="標楷體" w:cs="標楷體"/>
-          <w:sz w:val="28"/>
-          <w:szCs w:val="28"/>
-        </w:rPr>
-      </w:pPr>
-      <w:r>
-        <w:rPr>
-          <w:rFonts w:ascii="標楷體" w:eastAsia="標楷體" w:hAnsi="標楷體" w:cs="標楷體" w:hint="eastAsia"/>
-          <w:sz w:val="28"/>
-          <w:szCs w:val="28"/>
-        </w:rPr>
-        <w:t>書信、信札。如：「瑤箋」、「短箋」。</w:t>
-      </w:r>
-      <w:r>
-        <w:rPr>
-          <w:rFonts w:ascii="標楷體" w:eastAsia="標楷體" w:hAnsi="標楷體" w:cs="標楷體"/>
-          <w:sz w:val="28"/>
-          <w:szCs w:val="28"/>
-        </w:rPr>
-        <w:br/>
-      </w:r>
-      <w:r>
-        <w:rPr>
-          <w:rFonts w:ascii="標楷體" w:eastAsia="標楷體" w:hAnsi="標楷體" w:cs="標楷體" w:hint="eastAsia"/>
-          <w:sz w:val="28"/>
-          <w:szCs w:val="28"/>
-        </w:rPr>
-        <w:t>瑤箋：</w:t>
-      </w:r>
-      <w:r>
-        <w:rPr>
-          <w:rFonts w:ascii="標楷體" w:eastAsia="標楷體" w:hAnsi="標楷體" w:cs="標楷體" w:hint="eastAsia"/>
-          <w:sz w:val="28"/>
-          <w:szCs w:val="28"/>
-        </w:rPr>
-        <w:t>尊稱他人的信函。也作「瑤函」、「瑤緘」、「瑤札」。</w:t>
-      </w:r>
-    </w:p>
-    <w:p>
-      <w:pPr>
-        <w:pStyle w:val="a6"/>
-        <w:numPr>
-          <w:ilvl w:val="0"/>
-          <w:numId w:val="25"/>
-        </w:numPr>
-        <w:spacing w:line="400" w:lineRule="exact"/>
-        <w:ind w:leftChars="0"/>
-        <w:rPr>
-          <w:rFonts w:ascii="標楷體" w:eastAsia="標楷體" w:hAnsi="標楷體" w:cs="標楷體"/>
-          <w:sz w:val="28"/>
-          <w:szCs w:val="28"/>
-        </w:rPr>
-      </w:pPr>
-      <w:r>
-        <w:rPr>
-          <w:rFonts w:ascii="標楷體" w:eastAsia="標楷體" w:hAnsi="標楷體" w:cs="標楷體" w:hint="eastAsia"/>
-          <w:sz w:val="28"/>
-          <w:szCs w:val="28"/>
-        </w:rPr>
-        <w:t>經傳的注釋。如：「箋注」。</w:t>
+        <w:spacing w:line="440" w:lineRule="exact"/>
+        <w:jc w:val="both"/>
+        <w:rPr>
+          <w:rFonts w:ascii="標楷體" w:eastAsia="標楷體" w:hAnsi="標楷體"/>
+          <w:sz w:val="28"/>
+          <w:szCs w:val="28"/>
+        </w:rPr>
+      </w:pPr>
+      <w:r>
+        <w:rPr>
+          <w:rFonts w:ascii="標楷體" w:eastAsia="標楷體" w:hAnsi="標楷體" w:hint="eastAsia"/>
+          <w:sz w:val="28"/>
+          <w:szCs w:val="28"/>
+        </w:rPr>
+        <w:t>華美的宴席上已積滿灰塵，香閨深處籠罩著濛濛薄霧，心中滿腔的情意寫成了紅箋小字，卻不知能託付給誰寄去。獨自登上帝王般的高樓倚欄遠眺，直到視線盡頭盡是黃昏暮色，耳邊只傳來雨打梧桐、蕭蕭瑟瑟的悲涼聲響。</w:t>
       </w:r>
     </w:p>
     <w:p>
@@ -829,12 +595,13 @@
           <w:szCs w:val="32"/>
           <w:bdr w:val="single" w:sz="4" w:space="0" w:color="auto"/>
         </w:rPr>
-        <w:t>語譯</w:t>
+        <w:t>創作背景</w:t>
       </w:r>
     </w:p>
     <w:p>
       <w:pPr>
         <w:spacing w:line="440" w:lineRule="exact"/>
+        <w:jc w:val="both"/>
         <w:rPr>
           <w:rFonts w:ascii="標楷體" w:eastAsia="標楷體" w:hAnsi="標楷體"/>
           <w:sz w:val="28"/>
@@ -847,35 +614,154 @@
           <w:sz w:val="28"/>
           <w:szCs w:val="28"/>
         </w:rPr>
-        <w:t>碧海波平無險阻，瑤台有路可通行。細思量，當初就該雙飛去。想當時，輕別意中人，現如今，山高水遠何處尋。</w:t>
+        <w:t>《踏莎行·碧海無波》當作於</w:t>
+      </w:r>
+      <w:r>
+        <w:rPr>
+          <w:rFonts w:ascii="標楷體" w:eastAsia="標楷體" w:hAnsi="標楷體" w:hint="eastAsia"/>
+          <w:sz w:val="28"/>
+          <w:szCs w:val="28"/>
+          <w:u w:val="single"/>
+        </w:rPr>
+        <w:t>天聖</w:t>
+      </w:r>
+      <w:r>
+        <w:rPr>
+          <w:rFonts w:ascii="標楷體" w:eastAsia="標楷體" w:hAnsi="標楷體" w:hint="eastAsia"/>
+          <w:sz w:val="28"/>
+          <w:szCs w:val="28"/>
+        </w:rPr>
+        <w:t>五年（1027）作者貶知</w:t>
+      </w:r>
+      <w:r>
+        <w:rPr>
+          <w:rFonts w:ascii="標楷體" w:eastAsia="標楷體" w:hAnsi="標楷體" w:hint="eastAsia"/>
+          <w:sz w:val="28"/>
+          <w:szCs w:val="28"/>
+          <w:u w:val="single"/>
+        </w:rPr>
+        <w:t>宣州</w:t>
+      </w:r>
+      <w:r>
+        <w:rPr>
+          <w:rFonts w:ascii="標楷體" w:eastAsia="標楷體" w:hAnsi="標楷體" w:hint="eastAsia"/>
+          <w:sz w:val="28"/>
+          <w:szCs w:val="28"/>
+        </w:rPr>
+        <w:t>途中。作者因反對</w:t>
+      </w:r>
+      <w:r>
+        <w:rPr>
+          <w:rFonts w:ascii="標楷體" w:eastAsia="標楷體" w:hAnsi="標楷體" w:hint="eastAsia"/>
+          <w:sz w:val="28"/>
+          <w:szCs w:val="28"/>
+          <w:u w:val="single"/>
+        </w:rPr>
+        <w:t>張耆</w:t>
+      </w:r>
+      <w:r>
+        <w:rPr>
+          <w:rFonts w:ascii="標楷體" w:eastAsia="標楷體" w:hAnsi="標楷體" w:hint="eastAsia"/>
+          <w:sz w:val="28"/>
+          <w:szCs w:val="28"/>
+        </w:rPr>
+        <w:t>升任樞密使，違反了</w:t>
+      </w:r>
+      <w:r>
+        <w:rPr>
+          <w:rFonts w:ascii="標楷體" w:eastAsia="標楷體" w:hAnsi="標楷體" w:hint="eastAsia"/>
+          <w:sz w:val="28"/>
+          <w:szCs w:val="28"/>
+          <w:u w:val="single"/>
+        </w:rPr>
+        <w:t>劉太后</w:t>
+      </w:r>
+      <w:r>
+        <w:rPr>
+          <w:rFonts w:ascii="標楷體" w:eastAsia="標楷體" w:hAnsi="標楷體" w:hint="eastAsia"/>
+          <w:sz w:val="28"/>
+          <w:szCs w:val="28"/>
+        </w:rPr>
+        <w:t>的旨意，加之在</w:t>
+      </w:r>
+      <w:r>
+        <w:rPr>
+          <w:rFonts w:ascii="標楷體" w:eastAsia="標楷體" w:hAnsi="標楷體" w:hint="eastAsia"/>
+          <w:sz w:val="28"/>
+          <w:szCs w:val="28"/>
+          <w:u w:val="single"/>
+        </w:rPr>
+        <w:t>玉清宮</w:t>
+      </w:r>
+      <w:r>
+        <w:rPr>
+          <w:rFonts w:ascii="標楷體" w:eastAsia="標楷體" w:hAnsi="標楷體" w:hint="eastAsia"/>
+          <w:sz w:val="28"/>
+          <w:szCs w:val="28"/>
+        </w:rPr>
+        <w:t>怒以</w:t>
+      </w:r>
+      <w:r>
+        <w:rPr>
+          <w:rFonts w:ascii="標楷體" w:eastAsia="標楷體" w:hAnsi="標楷體" w:hint="eastAsia"/>
+          <w:b/>
+          <w:bCs/>
+          <w:sz w:val="28"/>
+          <w:szCs w:val="28"/>
+        </w:rPr>
+        <w:t>朝笏</w:t>
+      </w:r>
+      <w:r>
+        <w:rPr>
+          <w:rFonts w:ascii="標楷體" w:eastAsia="標楷體" w:hAnsi="標楷體" w:hint="eastAsia"/>
+          <w:sz w:val="28"/>
+          <w:szCs w:val="28"/>
+        </w:rPr>
+        <w:t>撞折侍從的門牙，被</w:t>
+      </w:r>
+      <w:r>
+        <w:rPr>
+          <w:rFonts w:ascii="標楷體" w:eastAsia="標楷體" w:hAnsi="標楷體" w:hint="eastAsia"/>
+          <w:b/>
+          <w:bCs/>
+          <w:sz w:val="28"/>
+          <w:szCs w:val="28"/>
+        </w:rPr>
+        <w:t>御史</w:t>
+      </w:r>
+      <w:r>
+        <w:rPr>
+          <w:rFonts w:ascii="標楷體" w:eastAsia="標楷體" w:hAnsi="標楷體" w:hint="eastAsia"/>
+          <w:sz w:val="28"/>
+          <w:szCs w:val="28"/>
+        </w:rPr>
+        <w:t>彈劾，以刑部侍郎貶知</w:t>
+      </w:r>
+      <w:r>
+        <w:rPr>
+          <w:rFonts w:ascii="標楷體" w:eastAsia="標楷體" w:hAnsi="標楷體" w:hint="eastAsia"/>
+          <w:sz w:val="28"/>
+          <w:szCs w:val="28"/>
+          <w:u w:val="single"/>
+        </w:rPr>
+        <w:t>宣州</w:t>
+      </w:r>
+      <w:r>
+        <w:rPr>
+          <w:rFonts w:ascii="標楷體" w:eastAsia="標楷體" w:hAnsi="標楷體" w:hint="eastAsia"/>
+          <w:sz w:val="28"/>
+          <w:szCs w:val="28"/>
+        </w:rPr>
+        <w:t>，此詞即在途中所作。</w:t>
       </w:r>
     </w:p>
     <w:p>
       <w:pPr>
-        <w:spacing w:line="440" w:lineRule="exact"/>
-        <w:rPr>
-          <w:rFonts w:ascii="標楷體" w:eastAsia="標楷體" w:hAnsi="標楷體"/>
-          <w:sz w:val="28"/>
-          <w:szCs w:val="28"/>
-        </w:rPr>
-      </w:pPr>
-      <w:r>
-        <w:rPr>
-          <w:rFonts w:ascii="標楷體" w:eastAsia="標楷體" w:hAnsi="標楷體" w:hint="eastAsia"/>
-          <w:sz w:val="28"/>
-          <w:szCs w:val="28"/>
-        </w:rPr>
-        <w:t>灰塵落綺席，煙霧鎖香閨。寫好的書信，如何送給你。登高樓極目望遠方，蕭蕭細雨灑梧桐，天已近黃昏。</w:t>
-      </w:r>
-    </w:p>
-    <w:p>
-      <w:pPr>
-        <w:spacing w:beforeLines="50" w:before="180" w:line="480" w:lineRule="exact"/>
+        <w:spacing w:beforeLines="50" w:before="180" w:line="440" w:lineRule="exact"/>
         <w:rPr>
           <w:rFonts w:ascii="標楷體" w:eastAsia="標楷體" w:hAnsi="標楷體"/>
           <w:sz w:val="32"/>
           <w:szCs w:val="32"/>
-          <w:bdr w:val="single" w:sz="4" w:space="0" w:color="auto"/>
         </w:rPr>
       </w:pPr>
       <w:r>
@@ -885,174 +771,8 @@
           <w:szCs w:val="32"/>
           <w:bdr w:val="single" w:sz="4" w:space="0" w:color="auto"/>
         </w:rPr>
-        <w:t>創作背景</w:t>
-      </w:r>
-    </w:p>
-    <w:p>
-      <w:pPr>
-        <w:spacing w:line="440" w:lineRule="exact"/>
-        <w:rPr>
-          <w:rFonts w:ascii="標楷體" w:eastAsia="標楷體" w:hAnsi="標楷體"/>
-          <w:sz w:val="28"/>
-          <w:szCs w:val="28"/>
-        </w:rPr>
-      </w:pPr>
-      <w:r>
-        <w:rPr>
-          <w:rFonts w:ascii="標楷體" w:eastAsia="標楷體" w:hAnsi="標楷體" w:hint="eastAsia"/>
-          <w:sz w:val="28"/>
-          <w:szCs w:val="28"/>
-        </w:rPr>
-        <w:t>《踏莎行·碧海無波》當作於</w:t>
-      </w:r>
-      <w:r>
-        <w:rPr>
-          <w:rFonts w:ascii="標楷體" w:eastAsia="標楷體" w:hAnsi="標楷體" w:hint="eastAsia"/>
-          <w:sz w:val="28"/>
-          <w:szCs w:val="28"/>
-          <w:u w:val="single"/>
-        </w:rPr>
-        <w:t>天聖</w:t>
-      </w:r>
-      <w:r>
-        <w:rPr>
-          <w:rFonts w:ascii="標楷體" w:eastAsia="標楷體" w:hAnsi="標楷體" w:hint="eastAsia"/>
-          <w:sz w:val="28"/>
-          <w:szCs w:val="28"/>
-        </w:rPr>
-        <w:t>五年（1027）作者貶知</w:t>
-      </w:r>
-      <w:r>
-        <w:rPr>
-          <w:rFonts w:ascii="標楷體" w:eastAsia="標楷體" w:hAnsi="標楷體" w:hint="eastAsia"/>
-          <w:sz w:val="28"/>
-          <w:szCs w:val="28"/>
-          <w:u w:val="single"/>
-        </w:rPr>
-        <w:t>宣州</w:t>
-      </w:r>
-      <w:r>
-        <w:rPr>
-          <w:rFonts w:ascii="標楷體" w:eastAsia="標楷體" w:hAnsi="標楷體" w:hint="eastAsia"/>
-          <w:sz w:val="28"/>
-          <w:szCs w:val="28"/>
-        </w:rPr>
-        <w:t>途中。作者因反對</w:t>
-      </w:r>
-      <w:r>
-        <w:rPr>
-          <w:rFonts w:ascii="標楷體" w:eastAsia="標楷體" w:hAnsi="標楷體" w:hint="eastAsia"/>
-          <w:sz w:val="28"/>
-          <w:szCs w:val="28"/>
-          <w:u w:val="single"/>
-        </w:rPr>
-        <w:t>張耆</w:t>
-      </w:r>
-      <w:r>
-        <w:rPr>
-          <w:rFonts w:ascii="標楷體" w:eastAsia="標楷體" w:hAnsi="標楷體" w:hint="eastAsia"/>
-          <w:sz w:val="28"/>
-          <w:szCs w:val="28"/>
-        </w:rPr>
-        <w:t>升任樞密使，違反了</w:t>
-      </w:r>
-      <w:r>
-        <w:rPr>
-          <w:rFonts w:ascii="標楷體" w:eastAsia="標楷體" w:hAnsi="標楷體" w:hint="eastAsia"/>
-          <w:sz w:val="28"/>
-          <w:szCs w:val="28"/>
-          <w:u w:val="single"/>
-        </w:rPr>
-        <w:t>劉太后</w:t>
-      </w:r>
-      <w:r>
-        <w:rPr>
-          <w:rFonts w:ascii="標楷體" w:eastAsia="標楷體" w:hAnsi="標楷體" w:hint="eastAsia"/>
-          <w:sz w:val="28"/>
-          <w:szCs w:val="28"/>
-        </w:rPr>
-        <w:t>的旨意，加之在</w:t>
-      </w:r>
-      <w:r>
-        <w:rPr>
-          <w:rFonts w:ascii="標楷體" w:eastAsia="標楷體" w:hAnsi="標楷體" w:hint="eastAsia"/>
-          <w:sz w:val="28"/>
-          <w:szCs w:val="28"/>
-          <w:u w:val="single"/>
-        </w:rPr>
-        <w:t>玉清宮</w:t>
-      </w:r>
-      <w:r>
-        <w:rPr>
-          <w:rFonts w:ascii="標楷體" w:eastAsia="標楷體" w:hAnsi="標楷體" w:hint="eastAsia"/>
-          <w:sz w:val="28"/>
-          <w:szCs w:val="28"/>
-        </w:rPr>
-        <w:t>怒以</w:t>
-      </w:r>
-      <w:r>
-        <w:rPr>
-          <w:rFonts w:ascii="標楷體" w:eastAsia="標楷體" w:hAnsi="標楷體" w:hint="eastAsia"/>
-          <w:b/>
-          <w:bCs/>
-          <w:sz w:val="28"/>
-          <w:szCs w:val="28"/>
-        </w:rPr>
-        <w:t>朝笏</w:t>
-      </w:r>
-      <w:r>
-        <w:rPr>
-          <w:rFonts w:ascii="標楷體" w:eastAsia="標楷體" w:hAnsi="標楷體" w:hint="eastAsia"/>
-          <w:sz w:val="28"/>
-          <w:szCs w:val="28"/>
-        </w:rPr>
-        <w:t>撞折侍從的門牙，被</w:t>
-      </w:r>
-      <w:r>
-        <w:rPr>
-          <w:rFonts w:ascii="標楷體" w:eastAsia="標楷體" w:hAnsi="標楷體" w:hint="eastAsia"/>
-          <w:b/>
-          <w:bCs/>
-          <w:sz w:val="28"/>
-          <w:szCs w:val="28"/>
-        </w:rPr>
-        <w:t>御史</w:t>
-      </w:r>
-      <w:r>
-        <w:rPr>
-          <w:rFonts w:ascii="標楷體" w:eastAsia="標楷體" w:hAnsi="標楷體" w:hint="eastAsia"/>
-          <w:sz w:val="28"/>
-          <w:szCs w:val="28"/>
-        </w:rPr>
-        <w:t>彈劾，以刑部侍郎貶知</w:t>
-      </w:r>
-      <w:r>
-        <w:rPr>
-          <w:rFonts w:ascii="標楷體" w:eastAsia="標楷體" w:hAnsi="標楷體" w:hint="eastAsia"/>
-          <w:sz w:val="28"/>
-          <w:szCs w:val="28"/>
-          <w:u w:val="single"/>
-        </w:rPr>
-        <w:t>宣州</w:t>
-      </w:r>
-      <w:r>
-        <w:rPr>
-          <w:rFonts w:ascii="標楷體" w:eastAsia="標楷體" w:hAnsi="標楷體" w:hint="eastAsia"/>
-          <w:sz w:val="28"/>
-          <w:szCs w:val="28"/>
-        </w:rPr>
-        <w:t>，此詞即在途中所作。</w:t>
-      </w:r>
-    </w:p>
-    <w:p>
-      <w:pPr>
-        <w:spacing w:beforeLines="50" w:before="180" w:line="440" w:lineRule="exact"/>
-        <w:rPr>
-          <w:rFonts w:ascii="標楷體" w:eastAsia="標楷體" w:hAnsi="標楷體"/>
-          <w:sz w:val="32"/>
-          <w:szCs w:val="32"/>
-        </w:rPr>
-      </w:pPr>
+        <w:t>賞</w:t>
+      </w:r>
       <w:r>
         <w:rPr>
           <w:rFonts w:ascii="標楷體" w:eastAsia="標楷體" w:hAnsi="標楷體" w:hint="eastAsia"/>
@@ -1060,24 +780,15 @@
           <w:szCs w:val="32"/>
           <w:bdr w:val="single" w:sz="4" w:space="0" w:color="auto"/>
         </w:rPr>
-        <w:lastRenderedPageBreak/>
-        <w:t>賞</w:t>
-      </w:r>
-      <w:r>
-        <w:rPr>
-          <w:rFonts w:ascii="標楷體" w:eastAsia="標楷體" w:hAnsi="標楷體" w:hint="eastAsia"/>
-          <w:sz w:val="32"/>
-          <w:szCs w:val="32"/>
-          <w:bdr w:val="single" w:sz="4" w:space="0" w:color="auto"/>
-        </w:rPr>
         <w:t>析</w:t>
       </w:r>
     </w:p>
     <w:p>
       <w:pPr>
-        <w:spacing w:line="480" w:lineRule="exact"/>
-        <w:rPr>
-          <w:rFonts w:ascii="標楷體" w:eastAsia="標楷體" w:hAnsi="標楷體"/>
+        <w:spacing w:line="420" w:lineRule="exact"/>
+        <w:jc w:val="both"/>
+        <w:rPr>
+          <w:rFonts w:ascii="標楷體" w:eastAsia="標楷體" w:hAnsi="標楷體" w:hint="eastAsia"/>
           <w:sz w:val="28"/>
           <w:szCs w:val="28"/>
         </w:rPr>
@@ -1105,7 +816,7 @@
           <w:sz w:val="28"/>
           <w:szCs w:val="28"/>
         </w:rPr>
-        <w:t>整整做了五十年的高官。他</w:t>
+        <w:t>的《踏莎行·碧海無波》是一首抒寫離愁別恨與追悔莫及的閨怨詞。全詞語淺情深，筆調優雅婉轉，將空間的遼遠與時間的流逝交織在一起，透過意象的疊加與虛實的對比，把相思之苦刻畫得</w:t>
       </w:r>
       <w:r>
         <w:rPr>
@@ -1115,15 +826,42 @@
           <w:sz w:val="28"/>
           <w:szCs w:val="28"/>
         </w:rPr>
-        <w:t>賦性</w:t>
-      </w:r>
-      <w:r>
-        <w:rPr>
-          <w:rFonts w:ascii="標楷體" w:eastAsia="標楷體" w:hAnsi="標楷體" w:hint="eastAsia"/>
-          <w:sz w:val="28"/>
-          <w:szCs w:val="28"/>
-        </w:rPr>
-        <w:t>「</w:t>
+        <w:t>淋漓盡致</w:t>
+      </w:r>
+      <w:r>
+        <w:rPr>
+          <w:rFonts w:ascii="標楷體" w:eastAsia="標楷體" w:hAnsi="標楷體" w:hint="eastAsia"/>
+          <w:sz w:val="28"/>
+          <w:szCs w:val="28"/>
+        </w:rPr>
+        <w:t>。</w:t>
+      </w:r>
+    </w:p>
+    <w:p>
+      <w:pPr>
+        <w:spacing w:line="420" w:lineRule="exact"/>
+        <w:jc w:val="both"/>
+        <w:rPr>
+          <w:rFonts w:ascii="標楷體" w:eastAsia="標楷體" w:hAnsi="標楷體" w:hint="eastAsia"/>
+          <w:sz w:val="28"/>
+          <w:szCs w:val="28"/>
+        </w:rPr>
+      </w:pPr>
+      <w:r>
+        <w:rPr>
+          <w:rFonts w:ascii="標楷體" w:eastAsia="標楷體" w:hAnsi="標楷體" w:hint="eastAsia"/>
+          <w:sz w:val="28"/>
+          <w:szCs w:val="28"/>
+        </w:rPr>
+        <w:t xml:space="preserve">　　</w:t>
+      </w:r>
+      <w:r>
+        <w:rPr>
+          <w:rFonts w:ascii="標楷體" w:eastAsia="標楷體" w:hAnsi="標楷體" w:hint="eastAsia"/>
+          <w:sz w:val="28"/>
+          <w:szCs w:val="28"/>
+        </w:rPr>
+        <w:t>詞的上片從宏大的想像切入。「碧海無波，瑤台有路」構築了一個</w:t>
       </w:r>
       <w:r>
         <w:rPr>
@@ -1133,23 +871,42 @@
           <w:sz w:val="28"/>
           <w:szCs w:val="28"/>
         </w:rPr>
-        <w:t>剛峻</w:t>
-      </w:r>
-      <w:r>
-        <w:rPr>
-          <w:rFonts w:ascii="標楷體" w:eastAsia="標楷體" w:hAnsi="標楷體" w:hint="eastAsia"/>
-          <w:sz w:val="28"/>
-          <w:szCs w:val="28"/>
-        </w:rPr>
-        <w:t>」</w:t>
-      </w:r>
-      <w:r>
-        <w:rPr>
-          <w:rFonts w:ascii="標楷體" w:eastAsia="標楷體" w:hAnsi="標楷體" w:hint="eastAsia"/>
-          <w:sz w:val="28"/>
-          <w:szCs w:val="28"/>
-        </w:rPr>
-        <w:t>，處事謹慎，沒有流傳什麼</w:t>
+        <w:t>空靈</w:t>
+      </w:r>
+      <w:r>
+        <w:rPr>
+          <w:rFonts w:ascii="標楷體" w:eastAsia="標楷體" w:hAnsi="標楷體" w:hint="eastAsia"/>
+          <w:sz w:val="28"/>
+          <w:szCs w:val="28"/>
+        </w:rPr>
+        <w:t>美好的理想境界——大海波平如鏡，天界仙宮亦有路可通。詞人發出「思量便合雙飛去」的感嘆，認為既然天地間看似無所阻隔，兩人心心相印，理應化作雙飛鳥共同生活。</w:t>
+      </w:r>
+    </w:p>
+    <w:p>
+      <w:pPr>
+        <w:spacing w:line="420" w:lineRule="exact"/>
+        <w:jc w:val="both"/>
+        <w:rPr>
+          <w:rFonts w:ascii="標楷體" w:eastAsia="標楷體" w:hAnsi="標楷體" w:hint="eastAsia"/>
+          <w:sz w:val="28"/>
+          <w:szCs w:val="28"/>
+        </w:rPr>
+      </w:pPr>
+      <w:r>
+        <w:rPr>
+          <w:rFonts w:ascii="標楷體" w:eastAsia="標楷體" w:hAnsi="標楷體" w:hint="eastAsia"/>
+          <w:sz w:val="28"/>
+          <w:szCs w:val="28"/>
+        </w:rPr>
+        <w:t xml:space="preserve">　　</w:t>
+      </w:r>
+      <w:r>
+        <w:rPr>
+          <w:rFonts w:ascii="標楷體" w:eastAsia="標楷體" w:hAnsi="標楷體" w:hint="eastAsia"/>
+          <w:sz w:val="28"/>
+          <w:szCs w:val="28"/>
+        </w:rPr>
+        <w:t>然而，現實隨即給予重重一擊。「當時輕別意中人，山長水遠知何處」驟然將視角拉回現實。「輕別」二字是全詞的情感</w:t>
       </w:r>
       <w:r>
         <w:rPr>
@@ -1159,57 +916,43 @@
           <w:sz w:val="28"/>
           <w:szCs w:val="28"/>
         </w:rPr>
-        <w:t>風流艷事</w:t>
-      </w:r>
-      <w:r>
-        <w:rPr>
-          <w:rFonts w:ascii="標楷體" w:eastAsia="標楷體" w:hAnsi="標楷體" w:hint="eastAsia"/>
-          <w:sz w:val="28"/>
-          <w:szCs w:val="28"/>
-        </w:rPr>
-        <w:t>。他自奉儉約，但家中仍然蓄養歌妓，留客宴飲。他喜歡納什麼歌妓、姬妾，是容易做到的。照理，他生平不會在男女愛情上產生多少離愁別恨，但他詞中寫離愁別恨的卻頗多。這可能和當時寫詞的風氣有關：酒筵歌席上信手揮寫，以付歌妓、藝人歌唱，內容不脫</w:t>
-      </w:r>
-      <w:r>
-        <w:rPr>
-          <w:rFonts w:ascii="標楷體" w:eastAsia="標楷體" w:hAnsi="標楷體" w:hint="eastAsia"/>
-          <w:sz w:val="28"/>
-          <w:szCs w:val="28"/>
-          <w:u w:val="single"/>
-        </w:rPr>
-        <w:t>晚唐</w:t>
-      </w:r>
-      <w:r>
-        <w:rPr>
-          <w:rFonts w:ascii="標楷體" w:eastAsia="標楷體" w:hAnsi="標楷體" w:hint="eastAsia"/>
-          <w:sz w:val="28"/>
-          <w:szCs w:val="28"/>
-        </w:rPr>
-        <w:t>、</w:t>
-      </w:r>
-      <w:r>
-        <w:rPr>
-          <w:rFonts w:ascii="標楷體" w:eastAsia="標楷體" w:hAnsi="標楷體" w:hint="eastAsia"/>
-          <w:sz w:val="28"/>
-          <w:szCs w:val="28"/>
-          <w:u w:val="single"/>
-        </w:rPr>
-        <w:t>五代</w:t>
-      </w:r>
-      <w:r>
-        <w:rPr>
-          <w:rFonts w:ascii="標楷體" w:eastAsia="標楷體" w:hAnsi="標楷體" w:hint="eastAsia"/>
-          <w:sz w:val="28"/>
-          <w:szCs w:val="28"/>
-        </w:rPr>
-        <w:t>以來</w:t>
-      </w:r>
-      <w:r>
-        <w:rPr>
-          <w:rFonts w:ascii="標楷體" w:eastAsia="標楷體" w:hAnsi="標楷體" w:hint="eastAsia"/>
-          <w:sz w:val="28"/>
-          <w:szCs w:val="28"/>
-        </w:rPr>
-        <w:t>「</w:t>
+        <w:t>樞紐</w:t>
+      </w:r>
+      <w:r>
+        <w:rPr>
+          <w:rFonts w:ascii="標楷體" w:eastAsia="標楷體" w:hAnsi="標楷體" w:hint="eastAsia"/>
+          <w:sz w:val="28"/>
+          <w:szCs w:val="28"/>
+        </w:rPr>
+        <w:t>，飽含著無盡的懊悔與自責。當初輕易的揮手告別，換來的卻是如今「山長水遠」的茫然隔絕。虛幻的「雙飛」願望與現實的「離散」距離形成強烈對比，凸顯出相見無期的無奈與痛苦。</w:t>
+      </w:r>
+    </w:p>
+    <w:p>
+      <w:pPr>
+        <w:spacing w:line="440" w:lineRule="exact"/>
+        <w:jc w:val="both"/>
+        <w:rPr>
+          <w:rFonts w:ascii="標楷體" w:eastAsia="標楷體" w:hAnsi="標楷體" w:hint="eastAsia"/>
+          <w:sz w:val="28"/>
+          <w:szCs w:val="28"/>
+        </w:rPr>
+      </w:pPr>
+      <w:r>
+        <w:rPr>
+          <w:rFonts w:ascii="標楷體" w:eastAsia="標楷體" w:hAnsi="標楷體" w:hint="eastAsia"/>
+          <w:sz w:val="28"/>
+          <w:szCs w:val="28"/>
+        </w:rPr>
+        <w:lastRenderedPageBreak/>
+        <w:t xml:space="preserve">　　</w:t>
+      </w:r>
+      <w:r>
+        <w:rPr>
+          <w:rFonts w:ascii="標楷體" w:eastAsia="標楷體" w:hAnsi="標楷體" w:hint="eastAsia"/>
+          <w:sz w:val="28"/>
+          <w:szCs w:val="28"/>
+        </w:rPr>
+        <w:t>下片將筆觸由遠處的抒情轉向室內環境與心境的細緻刻畫。「綺席凝塵，香閨掩霧」兩句，從視覺與嗅覺營造出荒涼沉寂的氛圍。曾經歡聚的華美宴席如今已蒙上灰塵，幽靜的香閨籠罩在寒霧之中，足見伊人去後、門庭冷落的長久孤獨。「紅箋小字憑誰附」則進一步寫出心靈的絕望——縱然將萬般思念寫滿紅箋小紙，在這</w:t>
       </w:r>
       <w:r>
         <w:rPr>
@@ -1219,47 +962,41 @@
           <w:sz w:val="28"/>
           <w:szCs w:val="28"/>
         </w:rPr>
-        <w:t>艷科</w:t>
-      </w:r>
-      <w:r>
-        <w:rPr>
-          <w:rFonts w:ascii="標楷體" w:eastAsia="標楷體" w:hAnsi="標楷體" w:hint="eastAsia"/>
-          <w:sz w:val="28"/>
-          <w:szCs w:val="28"/>
-        </w:rPr>
-        <w:t>」</w:t>
-      </w:r>
-      <w:r>
-        <w:rPr>
-          <w:rFonts w:ascii="標楷體" w:eastAsia="標楷體" w:hAnsi="標楷體" w:hint="eastAsia"/>
-          <w:sz w:val="28"/>
-          <w:szCs w:val="28"/>
-        </w:rPr>
-        <w:t>傳統；也可能和文學創作的特點有關：它可以描寫人們的普遍感情，不限於作者的自我寫照。但</w:t>
-      </w:r>
-      <w:r>
-        <w:rPr>
-          <w:rFonts w:ascii="標楷體" w:eastAsia="標楷體" w:hAnsi="標楷體" w:hint="eastAsia"/>
-          <w:sz w:val="28"/>
-          <w:szCs w:val="28"/>
-          <w:u w:val="single"/>
-        </w:rPr>
-        <w:t>晏殊</w:t>
-      </w:r>
-      <w:r>
-        <w:rPr>
-          <w:rFonts w:ascii="標楷體" w:eastAsia="標楷體" w:hAnsi="標楷體" w:hint="eastAsia"/>
-          <w:sz w:val="28"/>
-          <w:szCs w:val="28"/>
-        </w:rPr>
-        <w:t>寫的這類詞，也不像完全脫離自身生活的客觀描寫，這首《踏莎行》小令，就是這樣的一首詞。</w:t>
+        <w:t>音訊杳然</w:t>
+      </w:r>
+      <w:r>
+        <w:rPr>
+          <w:rFonts w:ascii="標楷體" w:eastAsia="標楷體" w:hAnsi="標楷體" w:hint="eastAsia"/>
+          <w:sz w:val="28"/>
+          <w:szCs w:val="28"/>
+        </w:rPr>
+        <w:t>的遠方，又能託付給誰寄去？欲訴無門的痛苦，讀來</w:t>
+      </w:r>
+      <w:r>
+        <w:rPr>
+          <w:rFonts w:ascii="標楷體" w:eastAsia="標楷體" w:hAnsi="標楷體" w:hint="eastAsia"/>
+          <w:b/>
+          <w:bCs/>
+          <w:sz w:val="28"/>
+          <w:szCs w:val="28"/>
+        </w:rPr>
+        <w:t>令人動容</w:t>
+      </w:r>
+      <w:r>
+        <w:rPr>
+          <w:rFonts w:ascii="標楷體" w:eastAsia="標楷體" w:hAnsi="標楷體" w:hint="eastAsia"/>
+          <w:sz w:val="28"/>
+          <w:szCs w:val="28"/>
+        </w:rPr>
+        <w:t>。</w:t>
       </w:r>
     </w:p>
     <w:p>
       <w:pPr>
-        <w:spacing w:line="480" w:lineRule="exact"/>
-        <w:rPr>
-          <w:rFonts w:ascii="標楷體" w:eastAsia="標楷體" w:hAnsi="標楷體"/>
+        <w:spacing w:line="440" w:lineRule="exact"/>
+        <w:jc w:val="both"/>
+        <w:rPr>
+          <w:rFonts w:ascii="標楷體" w:eastAsia="標楷體" w:hAnsi="標楷體" w:hint="eastAsia"/>
           <w:sz w:val="28"/>
           <w:szCs w:val="28"/>
         </w:rPr>
@@ -1278,250 +1015,35 @@
           <w:sz w:val="28"/>
           <w:szCs w:val="28"/>
         </w:rPr>
-        <w:t>此詞寫別情。上片起首三句：</w:t>
-      </w:r>
-      <w:r>
-        <w:rPr>
-          <w:rFonts w:ascii="標楷體" w:eastAsia="標楷體" w:hAnsi="標楷體" w:hint="eastAsia"/>
-          <w:sz w:val="28"/>
-          <w:szCs w:val="28"/>
-        </w:rPr>
-        <w:t>「</w:t>
-      </w:r>
-      <w:r>
-        <w:rPr>
-          <w:rFonts w:ascii="標楷體" w:eastAsia="標楷體" w:hAnsi="標楷體" w:hint="eastAsia"/>
-          <w:sz w:val="28"/>
-          <w:szCs w:val="28"/>
-        </w:rPr>
-        <w:t>碧海無波，瑤台有路，思量便合雙飛去。</w:t>
-      </w:r>
-      <w:r>
-        <w:rPr>
-          <w:rFonts w:ascii="標楷體" w:eastAsia="標楷體" w:hAnsi="標楷體" w:hint="eastAsia"/>
-          <w:sz w:val="28"/>
-          <w:szCs w:val="28"/>
-        </w:rPr>
-        <w:t>」</w:t>
-      </w:r>
-      <w:r>
-        <w:rPr>
-          <w:rFonts w:ascii="標楷體" w:eastAsia="標楷體" w:hAnsi="標楷體" w:hint="eastAsia"/>
-          <w:sz w:val="28"/>
-          <w:szCs w:val="28"/>
-        </w:rPr>
-        <w:t>《楚辭·離騷》有瑤台這個詞，但可能從《穆天子傳》寫</w:t>
-      </w:r>
-      <w:r>
-        <w:rPr>
-          <w:rFonts w:ascii="標楷體" w:eastAsia="標楷體" w:hAnsi="標楷體" w:hint="eastAsia"/>
-          <w:sz w:val="28"/>
-          <w:szCs w:val="28"/>
-          <w:u w:val="single"/>
-        </w:rPr>
-        <w:t>西王母</w:t>
-      </w:r>
-      <w:r>
-        <w:rPr>
-          <w:rFonts w:ascii="標楷體" w:eastAsia="標楷體" w:hAnsi="標楷體" w:hint="eastAsia"/>
-          <w:sz w:val="28"/>
-          <w:szCs w:val="28"/>
-        </w:rPr>
-        <w:t>所居的瑤池移借過來，指陸上仙境。說要往海上仙山，沒有波濤的險阻，要往瑤台仙境，也有路可通，原來可以雙飛同去，但當時卻沒有這樣做；此時</w:t>
-      </w:r>
-      <w:r>
-        <w:rPr>
-          <w:rFonts w:ascii="標楷體" w:eastAsia="標楷體" w:hAnsi="標楷體" w:hint="eastAsia"/>
-          <w:sz w:val="28"/>
-          <w:szCs w:val="28"/>
-        </w:rPr>
-        <w:t>「</w:t>
-      </w:r>
-      <w:r>
-        <w:rPr>
-          <w:rFonts w:ascii="標楷體" w:eastAsia="標楷體" w:hAnsi="標楷體" w:hint="eastAsia"/>
-          <w:sz w:val="28"/>
-          <w:szCs w:val="28"/>
-        </w:rPr>
-        <w:t>思量</w:t>
-      </w:r>
-      <w:r>
-        <w:rPr>
-          <w:rFonts w:ascii="標楷體" w:eastAsia="標楷體" w:hAnsi="標楷體" w:hint="eastAsia"/>
-          <w:sz w:val="28"/>
-          <w:szCs w:val="28"/>
-        </w:rPr>
-        <w:t>」</w:t>
-      </w:r>
-      <w:r>
-        <w:rPr>
-          <w:rFonts w:ascii="標楷體" w:eastAsia="標楷體" w:hAnsi="標楷體" w:hint="eastAsia"/>
-          <w:sz w:val="28"/>
-          <w:szCs w:val="28"/>
-        </w:rPr>
-        <w:t>起來，感到</w:t>
-      </w:r>
-      <w:r>
-        <w:rPr>
-          <w:rFonts w:ascii="標楷體" w:eastAsia="標楷體" w:hAnsi="標楷體" w:hint="eastAsia"/>
-          <w:sz w:val="28"/>
-          <w:szCs w:val="28"/>
-        </w:rPr>
-        <w:t>「</w:t>
-      </w:r>
-      <w:r>
-        <w:rPr>
-          <w:rFonts w:ascii="標楷體" w:eastAsia="標楷體" w:hAnsi="標楷體" w:hint="eastAsia"/>
-          <w:sz w:val="28"/>
-          <w:szCs w:val="28"/>
-        </w:rPr>
-        <w:t>不合</w:t>
-      </w:r>
-      <w:r>
-        <w:rPr>
-          <w:rFonts w:ascii="標楷體" w:eastAsia="標楷體" w:hAnsi="標楷體" w:hint="eastAsia"/>
-          <w:sz w:val="28"/>
-          <w:szCs w:val="28"/>
-        </w:rPr>
-        <w:t>」</w:t>
-      </w:r>
-      <w:r>
-        <w:rPr>
-          <w:rFonts w:ascii="標楷體" w:eastAsia="標楷體" w:hAnsi="標楷體" w:hint="eastAsia"/>
-          <w:sz w:val="28"/>
-          <w:szCs w:val="28"/>
-        </w:rPr>
-        <w:t>，有些後悔。接著兩句：</w:t>
-      </w:r>
-      <w:r>
-        <w:rPr>
-          <w:rFonts w:ascii="標楷體" w:eastAsia="標楷體" w:hAnsi="標楷體" w:hint="eastAsia"/>
-          <w:sz w:val="28"/>
-          <w:szCs w:val="28"/>
-        </w:rPr>
-        <w:t>「</w:t>
-      </w:r>
-      <w:r>
-        <w:rPr>
-          <w:rFonts w:ascii="標楷體" w:eastAsia="標楷體" w:hAnsi="標楷體" w:hint="eastAsia"/>
-          <w:sz w:val="28"/>
-          <w:szCs w:val="28"/>
-        </w:rPr>
-        <w:t>當時輕別意中人，山長水遠知何處？</w:t>
-      </w:r>
-      <w:r>
-        <w:rPr>
-          <w:rFonts w:ascii="標楷體" w:eastAsia="標楷體" w:hAnsi="標楷體" w:hint="eastAsia"/>
-          <w:sz w:val="28"/>
-          <w:szCs w:val="28"/>
-        </w:rPr>
-        <w:t>」</w:t>
-      </w:r>
-      <w:r>
-        <w:rPr>
-          <w:rFonts w:ascii="標楷體" w:eastAsia="標楷體" w:hAnsi="標楷體" w:hint="eastAsia"/>
-          <w:sz w:val="28"/>
-          <w:szCs w:val="28"/>
-        </w:rPr>
-        <w:t>是說放棄雙飛機會，讓</w:t>
-      </w:r>
-      <w:r>
-        <w:rPr>
-          <w:rFonts w:ascii="標楷體" w:eastAsia="標楷體" w:hAnsi="標楷體" w:hint="eastAsia"/>
-          <w:sz w:val="28"/>
-          <w:szCs w:val="28"/>
-        </w:rPr>
-        <w:t>「</w:t>
-      </w:r>
-      <w:r>
-        <w:rPr>
-          <w:rFonts w:ascii="標楷體" w:eastAsia="標楷體" w:hAnsi="標楷體" w:hint="eastAsia"/>
-          <w:sz w:val="28"/>
-          <w:szCs w:val="28"/>
-        </w:rPr>
-        <w:t>意中人</w:t>
-      </w:r>
-      <w:r>
-        <w:rPr>
-          <w:rFonts w:ascii="標楷體" w:eastAsia="標楷體" w:hAnsi="標楷體" w:hint="eastAsia"/>
-          <w:sz w:val="28"/>
-          <w:szCs w:val="28"/>
-        </w:rPr>
-        <w:t>」</w:t>
-      </w:r>
-      <w:r>
-        <w:rPr>
-          <w:rFonts w:ascii="標楷體" w:eastAsia="標楷體" w:hAnsi="標楷體" w:hint="eastAsia"/>
-          <w:sz w:val="28"/>
-          <w:szCs w:val="28"/>
-        </w:rPr>
-        <w:t>輕易離開，此時後悔莫及，可就是</w:t>
-      </w:r>
-      <w:r>
-        <w:rPr>
-          <w:rFonts w:ascii="標楷體" w:eastAsia="標楷體" w:hAnsi="標楷體" w:hint="eastAsia"/>
-          <w:sz w:val="28"/>
-          <w:szCs w:val="28"/>
-        </w:rPr>
-        <w:t>「</w:t>
-      </w:r>
-      <w:r>
-        <w:rPr>
-          <w:rFonts w:ascii="標楷體" w:eastAsia="標楷體" w:hAnsi="標楷體" w:hint="eastAsia"/>
-          <w:sz w:val="28"/>
-          <w:szCs w:val="28"/>
-        </w:rPr>
-        <w:t>山長水遠</w:t>
-      </w:r>
-      <w:r>
-        <w:rPr>
-          <w:rFonts w:ascii="標楷體" w:eastAsia="標楷體" w:hAnsi="標楷體" w:hint="eastAsia"/>
-          <w:sz w:val="28"/>
-          <w:szCs w:val="28"/>
-        </w:rPr>
-        <w:t>」</w:t>
-      </w:r>
-      <w:r>
-        <w:rPr>
-          <w:rFonts w:ascii="標楷體" w:eastAsia="標楷體" w:hAnsi="標楷體" w:hint="eastAsia"/>
-          <w:sz w:val="28"/>
-          <w:szCs w:val="28"/>
-        </w:rPr>
-        <w:t>，不知她投身何處了。</w:t>
-      </w:r>
-      <w:r>
-        <w:rPr>
-          <w:rFonts w:ascii="標楷體" w:eastAsia="標楷體" w:hAnsi="標楷體" w:hint="eastAsia"/>
-          <w:sz w:val="28"/>
-          <w:szCs w:val="28"/>
-        </w:rPr>
-        <w:t>「</w:t>
-      </w:r>
-      <w:r>
-        <w:rPr>
-          <w:rFonts w:ascii="標楷體" w:eastAsia="標楷體" w:hAnsi="標楷體" w:hint="eastAsia"/>
-          <w:sz w:val="28"/>
-          <w:szCs w:val="28"/>
-        </w:rPr>
-        <w:t>輕別</w:t>
-      </w:r>
-      <w:r>
-        <w:rPr>
-          <w:rFonts w:ascii="標楷體" w:eastAsia="標楷體" w:hAnsi="標楷體" w:hint="eastAsia"/>
-          <w:sz w:val="28"/>
-          <w:szCs w:val="28"/>
-        </w:rPr>
-        <w:t>」</w:t>
-      </w:r>
-      <w:r>
-        <w:rPr>
-          <w:rFonts w:ascii="標楷體" w:eastAsia="標楷體" w:hAnsi="標楷體" w:hint="eastAsia"/>
-          <w:sz w:val="28"/>
-          <w:szCs w:val="28"/>
-        </w:rPr>
-        <w:t>一事，是產生詞中愁恨的特殊原因，是感情的</w:t>
-      </w:r>
-      <w:bookmarkStart w:id="0" w:name="_Hlk154923531"/>
+        <w:t>結句「高樓目盡欲黃昏，梧桐葉上蕭蕭雨」是全詞的最精彩之處。主人公登上高樓望盡天涯，直到黃昏暮色籠罩大地，依然一無所獲。就在極目遠眺的絕望時刻，淒冷的秋雨敲打著梧桐樹葉，傳來陣陣「蕭蕭」之聲。</w:t>
+      </w:r>
+    </w:p>
+    <w:p>
+      <w:pPr>
+        <w:spacing w:line="440" w:lineRule="exact"/>
+        <w:jc w:val="both"/>
+        <w:rPr>
+          <w:rFonts w:ascii="標楷體" w:eastAsia="標楷體" w:hAnsi="標楷體" w:hint="eastAsia"/>
+          <w:sz w:val="28"/>
+          <w:szCs w:val="28"/>
+        </w:rPr>
+      </w:pPr>
+      <w:r>
+        <w:rPr>
+          <w:rFonts w:ascii="標楷體" w:eastAsia="標楷體" w:hAnsi="標楷體" w:hint="eastAsia"/>
+          <w:sz w:val="28"/>
+          <w:szCs w:val="28"/>
+        </w:rPr>
+        <w:t xml:space="preserve">　　</w:t>
+      </w:r>
+      <w:r>
+        <w:rPr>
+          <w:rFonts w:ascii="標楷體" w:eastAsia="標楷體" w:hAnsi="標楷體" w:hint="eastAsia"/>
+          <w:sz w:val="28"/>
+          <w:szCs w:val="28"/>
+        </w:rPr>
+        <w:t>詞人在此不再直接言愁，而是將滿腹的相思、孤獨與悔恨，完全</w:t>
+      </w:r>
       <w:r>
         <w:rPr>
           <w:rFonts w:ascii="標楷體" w:eastAsia="標楷體" w:hAnsi="標楷體" w:hint="eastAsia"/>
@@ -1530,104 +1052,21 @@
           <w:sz w:val="28"/>
           <w:szCs w:val="28"/>
         </w:rPr>
-        <w:t>癥結</w:t>
-      </w:r>
-      <w:bookmarkEnd w:id="0"/>
-      <w:r>
-        <w:rPr>
-          <w:rFonts w:ascii="標楷體" w:eastAsia="標楷體" w:hAnsi="標楷體" w:hint="eastAsia"/>
-          <w:sz w:val="28"/>
-          <w:szCs w:val="28"/>
-        </w:rPr>
-        <w:t>所在。一時的輕別，造成長期的思念，</w:t>
-      </w:r>
-      <w:r>
-        <w:rPr>
-          <w:rFonts w:ascii="標楷體" w:eastAsia="標楷體" w:hAnsi="標楷體" w:hint="eastAsia"/>
-          <w:sz w:val="28"/>
-          <w:szCs w:val="28"/>
-        </w:rPr>
-        <w:t>「</w:t>
-      </w:r>
-      <w:r>
-        <w:rPr>
-          <w:rFonts w:ascii="標楷體" w:eastAsia="標楷體" w:hAnsi="標楷體" w:hint="eastAsia"/>
-          <w:sz w:val="28"/>
-          <w:szCs w:val="28"/>
-        </w:rPr>
-        <w:t>山長</w:t>
-      </w:r>
-      <w:r>
-        <w:rPr>
-          <w:rFonts w:ascii="標楷體" w:eastAsia="標楷體" w:hAnsi="標楷體" w:hint="eastAsia"/>
-          <w:sz w:val="28"/>
-          <w:szCs w:val="28"/>
-        </w:rPr>
-        <w:t>」</w:t>
-      </w:r>
-      <w:r>
-        <w:rPr>
-          <w:rFonts w:ascii="標楷體" w:eastAsia="標楷體" w:hAnsi="標楷體" w:hint="eastAsia"/>
-          <w:sz w:val="28"/>
-          <w:szCs w:val="28"/>
-        </w:rPr>
-        <w:t>句就寫這種思念。它和作者的《</w:t>
-      </w:r>
-      <w:hyperlink r:id="rId8" w:history="1">
-        <w:r>
-          <w:rPr>
-            <w:rStyle w:val="a4"/>
-            <w:rFonts w:ascii="標楷體" w:eastAsia="標楷體" w:hAnsi="標楷體" w:hint="eastAsia"/>
-            <w:sz w:val="28"/>
-            <w:szCs w:val="28"/>
-          </w:rPr>
-          <w:t>蝶戀花·檻菊愁煙蘭泣露</w:t>
-        </w:r>
-      </w:hyperlink>
-      <w:r>
-        <w:rPr>
-          <w:rFonts w:ascii="標楷體" w:eastAsia="標楷體" w:hAnsi="標楷體" w:hint="eastAsia"/>
-          <w:sz w:val="28"/>
-          <w:szCs w:val="28"/>
-        </w:rPr>
-        <w:t>》詞中的</w:t>
-      </w:r>
-      <w:r>
-        <w:rPr>
-          <w:rFonts w:ascii="標楷體" w:eastAsia="標楷體" w:hAnsi="標楷體" w:hint="eastAsia"/>
-          <w:sz w:val="28"/>
-          <w:szCs w:val="28"/>
-        </w:rPr>
-        <w:t>「</w:t>
-      </w:r>
-      <w:r>
-        <w:rPr>
-          <w:rFonts w:ascii="標楷體" w:eastAsia="標楷體" w:hAnsi="標楷體" w:hint="eastAsia"/>
-          <w:sz w:val="28"/>
-          <w:szCs w:val="28"/>
-        </w:rPr>
-        <w:t>山長水闊知何處</w:t>
-      </w:r>
-      <w:r>
-        <w:rPr>
-          <w:rFonts w:ascii="標楷體" w:eastAsia="標楷體" w:hAnsi="標楷體" w:hint="eastAsia"/>
-          <w:sz w:val="28"/>
-          <w:szCs w:val="28"/>
-        </w:rPr>
-        <w:t>」</w:t>
-      </w:r>
-      <w:r>
-        <w:rPr>
-          <w:rFonts w:ascii="標楷體" w:eastAsia="標楷體" w:hAnsi="標楷體" w:hint="eastAsia"/>
-          <w:sz w:val="28"/>
-          <w:szCs w:val="28"/>
-        </w:rPr>
-        <w:t>，同一意境。</w:t>
+        <w:t>融注</w:t>
+      </w:r>
+      <w:r>
+        <w:rPr>
+          <w:rFonts w:ascii="標楷體" w:eastAsia="標楷體" w:hAnsi="標楷體" w:hint="eastAsia"/>
+          <w:sz w:val="28"/>
+          <w:szCs w:val="28"/>
+        </w:rPr>
+        <w:t>於黃昏暮色與梧桐秋雨之中。「梧桐雨」作為古典詩詞中極具象徵意義的情感符號，在此處將無形的愁緒具象化為聽覺上的悲鳴，達到了「以景結情」的最高境界，給讀者留下了無盡的回味與淒涼感受。</w:t>
       </w:r>
     </w:p>
     <w:p>
       <w:pPr>
-        <w:spacing w:line="480" w:lineRule="exact"/>
+        <w:spacing w:line="440" w:lineRule="exact"/>
+        <w:jc w:val="both"/>
         <w:rPr>
           <w:rFonts w:ascii="標楷體" w:eastAsia="標楷體" w:hAnsi="標楷體"/>
           <w:sz w:val="28"/>
@@ -1648,560 +1087,7 @@
           <w:sz w:val="28"/>
           <w:szCs w:val="28"/>
         </w:rPr>
-        <w:t>下片，</w:t>
-      </w:r>
-      <w:r>
-        <w:rPr>
-          <w:rFonts w:ascii="標楷體" w:eastAsia="標楷體" w:hAnsi="標楷體" w:hint="eastAsia"/>
-          <w:sz w:val="28"/>
-          <w:szCs w:val="28"/>
-        </w:rPr>
-        <w:t>「</w:t>
-      </w:r>
-      <w:r>
-        <w:rPr>
-          <w:rFonts w:ascii="標楷體" w:eastAsia="標楷體" w:hAnsi="標楷體" w:hint="eastAsia"/>
-          <w:sz w:val="28"/>
-          <w:szCs w:val="28"/>
-        </w:rPr>
-        <w:t>綺席凝塵，香閨掩霧</w:t>
-      </w:r>
-      <w:r>
-        <w:rPr>
-          <w:rFonts w:ascii="標楷體" w:eastAsia="標楷體" w:hAnsi="標楷體" w:hint="eastAsia"/>
-          <w:sz w:val="28"/>
-          <w:szCs w:val="28"/>
-        </w:rPr>
-        <w:t>」</w:t>
-      </w:r>
-      <w:r>
-        <w:rPr>
-          <w:rFonts w:ascii="標楷體" w:eastAsia="標楷體" w:hAnsi="標楷體" w:hint="eastAsia"/>
-          <w:sz w:val="28"/>
-          <w:szCs w:val="28"/>
-        </w:rPr>
-        <w:t>，寫</w:t>
-      </w:r>
-      <w:r>
-        <w:rPr>
-          <w:rFonts w:ascii="標楷體" w:eastAsia="標楷體" w:hAnsi="標楷體" w:hint="eastAsia"/>
-          <w:sz w:val="28"/>
-          <w:szCs w:val="28"/>
-        </w:rPr>
-        <w:t>「</w:t>
-      </w:r>
-      <w:r>
-        <w:rPr>
-          <w:rFonts w:ascii="標楷體" w:eastAsia="標楷體" w:hAnsi="標楷體" w:hint="eastAsia"/>
-          <w:sz w:val="28"/>
-          <w:szCs w:val="28"/>
-        </w:rPr>
-        <w:t>意中人</w:t>
-      </w:r>
-      <w:r>
-        <w:rPr>
-          <w:rFonts w:ascii="標楷體" w:eastAsia="標楷體" w:hAnsi="標楷體" w:hint="eastAsia"/>
-          <w:sz w:val="28"/>
-          <w:szCs w:val="28"/>
-        </w:rPr>
-        <w:t>」</w:t>
-      </w:r>
-      <w:r>
-        <w:rPr>
-          <w:rFonts w:ascii="標楷體" w:eastAsia="標楷體" w:hAnsi="標楷體" w:hint="eastAsia"/>
-          <w:sz w:val="28"/>
-          <w:szCs w:val="28"/>
-        </w:rPr>
-        <w:t>去後，塵凝霧掩，遺蹟淒清，且非一日之故。</w:t>
-      </w:r>
-      <w:r>
-        <w:rPr>
-          <w:rFonts w:ascii="標楷體" w:eastAsia="標楷體" w:hAnsi="標楷體" w:hint="eastAsia"/>
-          <w:sz w:val="28"/>
-          <w:szCs w:val="28"/>
-        </w:rPr>
-        <w:t>「</w:t>
-      </w:r>
-      <w:r>
-        <w:rPr>
-          <w:rFonts w:ascii="標楷體" w:eastAsia="標楷體" w:hAnsi="標楷體" w:hint="eastAsia"/>
-          <w:sz w:val="28"/>
-          <w:szCs w:val="28"/>
-        </w:rPr>
-        <w:t>紅箋小字憑誰附</w:t>
-      </w:r>
-      <w:r>
-        <w:rPr>
-          <w:rFonts w:ascii="標楷體" w:eastAsia="標楷體" w:hAnsi="標楷體" w:hint="eastAsia"/>
-          <w:sz w:val="28"/>
-          <w:szCs w:val="28"/>
-        </w:rPr>
-        <w:t>」</w:t>
-      </w:r>
-      <w:r>
-        <w:rPr>
-          <w:rFonts w:ascii="標楷體" w:eastAsia="標楷體" w:hAnsi="標楷體" w:hint="eastAsia"/>
-          <w:sz w:val="28"/>
-          <w:szCs w:val="28"/>
-        </w:rPr>
-        <w:t>，音訊難通，和《蝶戀花·檻菊愁煙蘭泣露》的</w:t>
-      </w:r>
-      <w:r>
-        <w:rPr>
-          <w:rFonts w:ascii="標楷體" w:eastAsia="標楷體" w:hAnsi="標楷體" w:hint="eastAsia"/>
-          <w:sz w:val="28"/>
-          <w:szCs w:val="28"/>
-        </w:rPr>
-        <w:t>「</w:t>
-      </w:r>
-      <w:r>
-        <w:rPr>
-          <w:rFonts w:ascii="標楷體" w:eastAsia="標楷體" w:hAnsi="標楷體" w:hint="eastAsia"/>
-          <w:sz w:val="28"/>
-          <w:szCs w:val="28"/>
-        </w:rPr>
-        <w:t>欲寄彩箋兼尺素</w:t>
-      </w:r>
-      <w:r>
-        <w:rPr>
-          <w:rFonts w:ascii="標楷體" w:eastAsia="標楷體" w:hAnsi="標楷體" w:hint="eastAsia"/>
-          <w:sz w:val="28"/>
-          <w:szCs w:val="28"/>
-        </w:rPr>
-        <w:t>」</w:t>
-      </w:r>
-      <w:r>
-        <w:rPr>
-          <w:rFonts w:ascii="標楷體" w:eastAsia="標楷體" w:hAnsi="標楷體" w:hint="eastAsia"/>
-          <w:sz w:val="28"/>
-          <w:szCs w:val="28"/>
-        </w:rPr>
-        <w:t>而未能的意思相同。</w:t>
-      </w:r>
-      <w:r>
-        <w:rPr>
-          <w:rFonts w:ascii="標楷體" w:eastAsia="標楷體" w:hAnsi="標楷體" w:hint="eastAsia"/>
-          <w:sz w:val="28"/>
-          <w:szCs w:val="28"/>
-        </w:rPr>
-        <w:t>「</w:t>
-      </w:r>
-      <w:r>
-        <w:rPr>
-          <w:rFonts w:ascii="標楷體" w:eastAsia="標楷體" w:hAnsi="標楷體" w:hint="eastAsia"/>
-          <w:sz w:val="28"/>
-          <w:szCs w:val="28"/>
-        </w:rPr>
-        <w:t>高樓目盡欲黃昏</w:t>
-      </w:r>
-      <w:r>
-        <w:rPr>
-          <w:rFonts w:ascii="標楷體" w:eastAsia="標楷體" w:hAnsi="標楷體" w:hint="eastAsia"/>
-          <w:sz w:val="28"/>
-          <w:szCs w:val="28"/>
-        </w:rPr>
-        <w:t>」</w:t>
-      </w:r>
-      <w:r>
-        <w:rPr>
-          <w:rFonts w:ascii="標楷體" w:eastAsia="標楷體" w:hAnsi="標楷體" w:hint="eastAsia"/>
-          <w:sz w:val="28"/>
-          <w:szCs w:val="28"/>
-        </w:rPr>
-        <w:t>，既然人已遠去，又音訊難通，那</w:t>
-      </w:r>
-      <w:r>
-        <w:rPr>
-          <w:rFonts w:ascii="標楷體" w:eastAsia="標楷體" w:hAnsi="標楷體" w:hint="eastAsia"/>
-          <w:sz w:val="28"/>
-          <w:szCs w:val="28"/>
-        </w:rPr>
-        <w:t>麼</w:t>
-      </w:r>
-      <w:r>
-        <w:rPr>
-          <w:rFonts w:ascii="標楷體" w:eastAsia="標楷體" w:hAnsi="標楷體" w:hint="eastAsia"/>
-          <w:sz w:val="28"/>
-          <w:szCs w:val="28"/>
-        </w:rPr>
-        <w:t>登高遙望，也就是一種痴望。詞中不直說什麼情深、念深，只通過這種行動來表現，顯得婉轉含蓄。最後接以</w:t>
-      </w:r>
-      <w:r>
-        <w:rPr>
-          <w:rFonts w:ascii="標楷體" w:eastAsia="標楷體" w:hAnsi="標楷體" w:hint="eastAsia"/>
-          <w:sz w:val="28"/>
-          <w:szCs w:val="28"/>
-        </w:rPr>
-        <w:t>「</w:t>
-      </w:r>
-      <w:r>
-        <w:rPr>
-          <w:rFonts w:ascii="標楷體" w:eastAsia="標楷體" w:hAnsi="標楷體" w:hint="eastAsia"/>
-          <w:sz w:val="28"/>
-          <w:szCs w:val="28"/>
-        </w:rPr>
-        <w:t>梧桐葉上蕭蕭雨</w:t>
-      </w:r>
-      <w:r>
-        <w:rPr>
-          <w:rFonts w:ascii="標楷體" w:eastAsia="標楷體" w:hAnsi="標楷體" w:hint="eastAsia"/>
-          <w:sz w:val="28"/>
-          <w:szCs w:val="28"/>
-        </w:rPr>
-        <w:t>」</w:t>
-      </w:r>
-      <w:r>
-        <w:rPr>
-          <w:rFonts w:ascii="標楷體" w:eastAsia="標楷體" w:hAnsi="標楷體" w:hint="eastAsia"/>
-          <w:sz w:val="28"/>
-          <w:szCs w:val="28"/>
-        </w:rPr>
-        <w:t>一句，直寫景物，實際上景中有情，意味深長。比較起來，</w:t>
-      </w:r>
-      <w:r>
-        <w:rPr>
-          <w:rFonts w:ascii="標楷體" w:eastAsia="標楷體" w:hAnsi="標楷體" w:hint="eastAsia"/>
-          <w:sz w:val="28"/>
-          <w:szCs w:val="28"/>
-          <w:u w:val="single"/>
-        </w:rPr>
-        <w:t>溫庭筠</w:t>
-      </w:r>
-      <w:r>
-        <w:rPr>
-          <w:rFonts w:ascii="標楷體" w:eastAsia="標楷體" w:hAnsi="標楷體" w:hint="eastAsia"/>
-          <w:sz w:val="28"/>
-          <w:szCs w:val="28"/>
-        </w:rPr>
-        <w:t>《</w:t>
-      </w:r>
-      <w:hyperlink r:id="rId9" w:history="1">
-        <w:r>
-          <w:rPr>
-            <w:rStyle w:val="a4"/>
-            <w:rFonts w:ascii="標楷體" w:eastAsia="標楷體" w:hAnsi="標楷體" w:hint="eastAsia"/>
-            <w:sz w:val="28"/>
-            <w:szCs w:val="28"/>
-          </w:rPr>
-          <w:t>更漏子·玉爐香</w:t>
-        </w:r>
-      </w:hyperlink>
-      <w:r>
-        <w:rPr>
-          <w:rFonts w:ascii="標楷體" w:eastAsia="標楷體" w:hAnsi="標楷體" w:hint="eastAsia"/>
-          <w:sz w:val="28"/>
-          <w:szCs w:val="28"/>
-        </w:rPr>
-        <w:t>》的</w:t>
-      </w:r>
-      <w:r>
-        <w:rPr>
-          <w:rFonts w:ascii="標楷體" w:eastAsia="標楷體" w:hAnsi="標楷體" w:hint="eastAsia"/>
-          <w:sz w:val="28"/>
-          <w:szCs w:val="28"/>
-        </w:rPr>
-        <w:t>「</w:t>
-      </w:r>
-      <w:r>
-        <w:rPr>
-          <w:rFonts w:ascii="標楷體" w:eastAsia="標楷體" w:hAnsi="標楷體" w:hint="eastAsia"/>
-          <w:sz w:val="28"/>
-          <w:szCs w:val="28"/>
-        </w:rPr>
-        <w:t>梧桐樹，三更雨，不道離情正苦。一葉葉，一聲聲，空階滴到明</w:t>
-      </w:r>
-      <w:r>
-        <w:rPr>
-          <w:rFonts w:ascii="標楷體" w:eastAsia="標楷體" w:hAnsi="標楷體" w:hint="eastAsia"/>
-          <w:sz w:val="28"/>
-          <w:szCs w:val="28"/>
-        </w:rPr>
-        <w:t>」</w:t>
-      </w:r>
-      <w:r>
-        <w:rPr>
-          <w:rFonts w:ascii="標楷體" w:eastAsia="標楷體" w:hAnsi="標楷體" w:hint="eastAsia"/>
-          <w:sz w:val="28"/>
-          <w:szCs w:val="28"/>
-        </w:rPr>
-        <w:t>，</w:t>
-      </w:r>
-      <w:r>
-        <w:rPr>
-          <w:rFonts w:ascii="標楷體" w:eastAsia="標楷體" w:hAnsi="標楷體" w:hint="eastAsia"/>
-          <w:sz w:val="28"/>
-          <w:szCs w:val="28"/>
-          <w:u w:val="single"/>
-        </w:rPr>
-        <w:t>李清照</w:t>
-      </w:r>
-      <w:r>
-        <w:rPr>
-          <w:rFonts w:ascii="標楷體" w:eastAsia="標楷體" w:hAnsi="標楷體" w:hint="eastAsia"/>
-          <w:sz w:val="28"/>
-          <w:szCs w:val="28"/>
-        </w:rPr>
-        <w:t>《</w:t>
-      </w:r>
-      <w:hyperlink r:id="rId10" w:history="1">
-        <w:r>
-          <w:rPr>
-            <w:rStyle w:val="a4"/>
-            <w:rFonts w:ascii="標楷體" w:eastAsia="標楷體" w:hAnsi="標楷體" w:hint="eastAsia"/>
-            <w:sz w:val="28"/>
-            <w:szCs w:val="28"/>
-          </w:rPr>
-          <w:t>聲聲慢·尋尋覓覓</w:t>
-        </w:r>
-      </w:hyperlink>
-      <w:r>
-        <w:rPr>
-          <w:rFonts w:ascii="標楷體" w:eastAsia="標楷體" w:hAnsi="標楷體" w:hint="eastAsia"/>
-          <w:sz w:val="28"/>
-          <w:szCs w:val="28"/>
-        </w:rPr>
-        <w:t>》的</w:t>
-      </w:r>
-      <w:r>
-        <w:rPr>
-          <w:rFonts w:ascii="標楷體" w:eastAsia="標楷體" w:hAnsi="標楷體" w:hint="eastAsia"/>
-          <w:sz w:val="28"/>
-          <w:szCs w:val="28"/>
-        </w:rPr>
-        <w:t>「</w:t>
-      </w:r>
-      <w:r>
-        <w:rPr>
-          <w:rFonts w:ascii="標楷體" w:eastAsia="標楷體" w:hAnsi="標楷體" w:hint="eastAsia"/>
-          <w:sz w:val="28"/>
-          <w:szCs w:val="28"/>
-        </w:rPr>
-        <w:t>梧桐更兼細雨，到黃昏，點點滴滴</w:t>
-      </w:r>
-      <w:r>
-        <w:rPr>
-          <w:rFonts w:ascii="標楷體" w:eastAsia="標楷體" w:hAnsi="標楷體" w:hint="eastAsia"/>
-          <w:sz w:val="28"/>
-          <w:szCs w:val="28"/>
-        </w:rPr>
-        <w:t>」</w:t>
-      </w:r>
-      <w:r>
-        <w:rPr>
-          <w:rFonts w:ascii="標楷體" w:eastAsia="標楷體" w:hAnsi="標楷體" w:hint="eastAsia"/>
-          <w:sz w:val="28"/>
-          <w:szCs w:val="28"/>
-        </w:rPr>
-        <w:t>，雖然妙極，還是失之顯露；而作者的《</w:t>
-      </w:r>
-      <w:hyperlink r:id="rId11" w:history="1">
-        <w:r>
-          <w:rPr>
-            <w:rStyle w:val="a4"/>
-            <w:rFonts w:ascii="標楷體" w:eastAsia="標楷體" w:hAnsi="標楷體" w:hint="eastAsia"/>
-            <w:sz w:val="28"/>
-            <w:szCs w:val="28"/>
-          </w:rPr>
-          <w:t>採桑子·時光只解催人老</w:t>
-        </w:r>
-      </w:hyperlink>
-      <w:r>
-        <w:rPr>
-          <w:rFonts w:ascii="標楷體" w:eastAsia="標楷體" w:hAnsi="標楷體" w:hint="eastAsia"/>
-          <w:sz w:val="28"/>
-          <w:szCs w:val="28"/>
-        </w:rPr>
-        <w:t>》詞中的</w:t>
-      </w:r>
-      <w:r>
-        <w:rPr>
-          <w:rFonts w:ascii="標楷體" w:eastAsia="標楷體" w:hAnsi="標楷體" w:hint="eastAsia"/>
-          <w:sz w:val="28"/>
-          <w:szCs w:val="28"/>
-        </w:rPr>
-        <w:t>「</w:t>
-      </w:r>
-      <w:r>
-        <w:rPr>
-          <w:rFonts w:ascii="標楷體" w:eastAsia="標楷體" w:hAnsi="標楷體" w:hint="eastAsia"/>
-          <w:sz w:val="28"/>
-          <w:szCs w:val="28"/>
-        </w:rPr>
-        <w:t>好夢頻驚，何處高樓雁一聲</w:t>
-      </w:r>
-      <w:r>
-        <w:rPr>
-          <w:rFonts w:ascii="標楷體" w:eastAsia="標楷體" w:hAnsi="標楷體" w:hint="eastAsia"/>
-          <w:sz w:val="28"/>
-          <w:szCs w:val="28"/>
-        </w:rPr>
-        <w:t>」</w:t>
-      </w:r>
-      <w:r>
-        <w:rPr>
-          <w:rFonts w:ascii="標楷體" w:eastAsia="標楷體" w:hAnsi="標楷體" w:hint="eastAsia"/>
-          <w:sz w:val="28"/>
-          <w:szCs w:val="28"/>
-        </w:rPr>
-        <w:t>，另一首《</w:t>
-      </w:r>
-      <w:hyperlink r:id="rId12" w:history="1">
-        <w:r>
-          <w:rPr>
-            <w:rStyle w:val="a4"/>
-            <w:rFonts w:ascii="標楷體" w:eastAsia="標楷體" w:hAnsi="標楷體" w:hint="eastAsia"/>
-            <w:sz w:val="28"/>
-            <w:szCs w:val="28"/>
-          </w:rPr>
-          <w:t>踏莎行·小徑紅稀</w:t>
-        </w:r>
-      </w:hyperlink>
-      <w:r>
-        <w:rPr>
-          <w:rFonts w:ascii="標楷體" w:eastAsia="標楷體" w:hAnsi="標楷體" w:hint="eastAsia"/>
-          <w:sz w:val="28"/>
-          <w:szCs w:val="28"/>
-        </w:rPr>
-        <w:t>》的</w:t>
-      </w:r>
-      <w:r>
-        <w:rPr>
-          <w:rFonts w:ascii="標楷體" w:eastAsia="標楷體" w:hAnsi="標楷體" w:hint="eastAsia"/>
-          <w:sz w:val="28"/>
-          <w:szCs w:val="28"/>
-        </w:rPr>
-        <w:t>「</w:t>
-      </w:r>
-      <w:r>
-        <w:rPr>
-          <w:rFonts w:ascii="標楷體" w:eastAsia="標楷體" w:hAnsi="標楷體" w:hint="eastAsia"/>
-          <w:sz w:val="28"/>
-          <w:szCs w:val="28"/>
-        </w:rPr>
-        <w:t>一場愁夢酒醒時，斜陽卻照深深院</w:t>
-      </w:r>
-      <w:r>
-        <w:rPr>
-          <w:rFonts w:ascii="標楷體" w:eastAsia="標楷體" w:hAnsi="標楷體" w:hint="eastAsia"/>
-          <w:sz w:val="28"/>
-          <w:szCs w:val="28"/>
-        </w:rPr>
-        <w:t>」</w:t>
-      </w:r>
-      <w:r>
-        <w:rPr>
-          <w:rFonts w:ascii="標楷體" w:eastAsia="標楷體" w:hAnsi="標楷體" w:hint="eastAsia"/>
-          <w:sz w:val="28"/>
-          <w:szCs w:val="28"/>
-        </w:rPr>
-        <w:t>，結筆的妙處正相同，都是以景結情。</w:t>
-      </w:r>
-    </w:p>
-    <w:p>
-      <w:pPr>
-        <w:spacing w:line="480" w:lineRule="exact"/>
-        <w:rPr>
-          <w:rFonts w:ascii="標楷體" w:eastAsia="標楷體" w:hAnsi="標楷體"/>
-          <w:sz w:val="28"/>
-          <w:szCs w:val="28"/>
-        </w:rPr>
-      </w:pPr>
-      <w:r>
-        <w:rPr>
-          <w:rFonts w:ascii="標楷體" w:eastAsia="標楷體" w:hAnsi="標楷體" w:hint="eastAsia"/>
-          <w:sz w:val="28"/>
-          <w:szCs w:val="28"/>
-        </w:rPr>
-        <w:t xml:space="preserve">　　</w:t>
-      </w:r>
-      <w:r>
-        <w:rPr>
-          <w:rFonts w:ascii="標楷體" w:eastAsia="標楷體" w:hAnsi="標楷體" w:hint="eastAsia"/>
-          <w:sz w:val="28"/>
-          <w:szCs w:val="28"/>
-        </w:rPr>
-        <w:t>這首詞寫離愁別恨，側重</w:t>
-      </w:r>
-      <w:r>
-        <w:rPr>
-          <w:rFonts w:ascii="標楷體" w:eastAsia="標楷體" w:hAnsi="標楷體" w:hint="eastAsia"/>
-          <w:sz w:val="28"/>
-          <w:szCs w:val="28"/>
-        </w:rPr>
-        <w:t>「</w:t>
-      </w:r>
-      <w:r>
-        <w:rPr>
-          <w:rFonts w:ascii="標楷體" w:eastAsia="標楷體" w:hAnsi="標楷體" w:hint="eastAsia"/>
-          <w:sz w:val="28"/>
-          <w:szCs w:val="28"/>
-        </w:rPr>
-        <w:t>輕別</w:t>
-      </w:r>
-      <w:r>
-        <w:rPr>
-          <w:rFonts w:ascii="標楷體" w:eastAsia="標楷體" w:hAnsi="標楷體" w:hint="eastAsia"/>
-          <w:sz w:val="28"/>
-          <w:szCs w:val="28"/>
-        </w:rPr>
-        <w:t>」</w:t>
-      </w:r>
-      <w:r>
-        <w:rPr>
-          <w:rFonts w:ascii="標楷體" w:eastAsia="標楷體" w:hAnsi="標楷體" w:hint="eastAsia"/>
-          <w:sz w:val="28"/>
-          <w:szCs w:val="28"/>
-        </w:rPr>
-        <w:t>，有其</w:t>
-      </w:r>
-      <w:r>
-        <w:rPr>
-          <w:rFonts w:ascii="標楷體" w:eastAsia="標楷體" w:hAnsi="標楷體" w:hint="eastAsia"/>
-          <w:sz w:val="28"/>
-          <w:szCs w:val="28"/>
-        </w:rPr>
-        <w:t>「</w:t>
-      </w:r>
-      <w:r>
-        <w:rPr>
-          <w:rFonts w:ascii="標楷體" w:eastAsia="標楷體" w:hAnsi="標楷體" w:hint="eastAsia"/>
-          <w:sz w:val="28"/>
-          <w:szCs w:val="28"/>
-        </w:rPr>
-        <w:t>個性</w:t>
-      </w:r>
-      <w:r>
-        <w:rPr>
-          <w:rFonts w:ascii="標楷體" w:eastAsia="標楷體" w:hAnsi="標楷體" w:hint="eastAsia"/>
-          <w:sz w:val="28"/>
-          <w:szCs w:val="28"/>
-        </w:rPr>
-        <w:t>」</w:t>
-      </w:r>
-      <w:r>
-        <w:rPr>
-          <w:rFonts w:ascii="標楷體" w:eastAsia="標楷體" w:hAnsi="標楷體" w:hint="eastAsia"/>
-          <w:sz w:val="28"/>
-          <w:szCs w:val="28"/>
-        </w:rPr>
-        <w:t>；它從內心的懊悔和近痴的行動來表現深情，婉轉含蓄，不脫</w:t>
-      </w:r>
-      <w:r>
-        <w:rPr>
-          <w:rFonts w:ascii="標楷體" w:eastAsia="標楷體" w:hAnsi="標楷體" w:hint="eastAsia"/>
-          <w:sz w:val="28"/>
-          <w:szCs w:val="28"/>
-          <w:u w:val="single"/>
-        </w:rPr>
-        <w:t>晏殊</w:t>
-      </w:r>
-      <w:r>
-        <w:rPr>
-          <w:rFonts w:ascii="標楷體" w:eastAsia="標楷體" w:hAnsi="標楷體" w:hint="eastAsia"/>
-          <w:sz w:val="28"/>
-          <w:szCs w:val="28"/>
-        </w:rPr>
-        <w:t>詞的特點；而結筆為最妙，</w:t>
+        <w:t>整首詞</w:t>
       </w:r>
       <w:r>
         <w:rPr>
@@ -2211,15 +1097,15 @@
           <w:sz w:val="28"/>
           <w:szCs w:val="28"/>
         </w:rPr>
-        <w:t>蘊藉</w:t>
-      </w:r>
-      <w:r>
-        <w:rPr>
-          <w:rFonts w:ascii="標楷體" w:eastAsia="標楷體" w:hAnsi="標楷體" w:hint="eastAsia"/>
-          <w:sz w:val="28"/>
-          <w:szCs w:val="28"/>
-        </w:rPr>
-        <w:t>而韻高，尤堪</w:t>
+        <w:t>語言工麗</w:t>
+      </w:r>
+      <w:r>
+        <w:rPr>
+          <w:rFonts w:ascii="標楷體" w:eastAsia="標楷體" w:hAnsi="標楷體" w:hint="eastAsia"/>
+          <w:sz w:val="28"/>
+          <w:szCs w:val="28"/>
+        </w:rPr>
+        <w:t>而不失真摯，情感由昂揚的想像跌入沉重的現實，最終</w:t>
       </w:r>
       <w:r>
         <w:rPr>
@@ -2229,54 +1115,50 @@
           <w:sz w:val="28"/>
           <w:szCs w:val="28"/>
         </w:rPr>
-        <w:t>玩賞</w:t>
-      </w:r>
-      <w:r>
-        <w:rPr>
-          <w:rFonts w:ascii="標楷體" w:eastAsia="標楷體" w:hAnsi="標楷體" w:hint="eastAsia"/>
-          <w:sz w:val="28"/>
-          <w:szCs w:val="28"/>
-        </w:rPr>
-        <w:t>。</w:t>
-      </w:r>
-    </w:p>
-    <w:p>
-      <w:pPr>
-        <w:spacing w:line="480" w:lineRule="exact"/>
-        <w:rPr>
-          <w:rFonts w:ascii="標楷體" w:eastAsia="標楷體" w:hAnsi="標楷體"/>
-          <w:sz w:val="28"/>
-          <w:szCs w:val="28"/>
-        </w:rPr>
-      </w:pPr>
-      <w:r>
-        <w:rPr>
-          <w:rFonts w:ascii="標楷體" w:eastAsia="標楷體" w:hAnsi="標楷體" w:hint="eastAsia"/>
-          <w:sz w:val="28"/>
-          <w:szCs w:val="28"/>
-        </w:rPr>
-        <w:t>(以上資料出處：</w:t>
-      </w:r>
-      <w:hyperlink r:id="rId13" w:history="1">
-        <w:r>
-          <w:rPr>
-            <w:rStyle w:val="a4"/>
-            <w:rFonts w:ascii="標楷體" w:eastAsia="標楷體" w:hAnsi="標楷體"/>
-            <w:sz w:val="28"/>
-            <w:szCs w:val="28"/>
-          </w:rPr>
-          <w:t>https://bit.ly/3NMTJGK</w:t>
-        </w:r>
-      </w:hyperlink>
-      <w:hyperlink r:id="rId14" w:history="1"/>
-      <w:hyperlink r:id="rId15" w:history="1"/>
-      <w:r>
-        <w:rPr>
-          <w:rFonts w:ascii="標楷體" w:eastAsia="標楷體" w:hAnsi="標楷體" w:hint="eastAsia"/>
-          <w:sz w:val="28"/>
-          <w:szCs w:val="28"/>
-        </w:rPr>
-        <w:t>)</w:t>
+        <w:t>消融</w:t>
+      </w:r>
+      <w:r>
+        <w:rPr>
+          <w:rFonts w:ascii="標楷體" w:eastAsia="標楷體" w:hAnsi="標楷體" w:hint="eastAsia"/>
+          <w:sz w:val="28"/>
+          <w:szCs w:val="28"/>
+        </w:rPr>
+        <w:t>於蕭蕭雨聲中，展現了</w:t>
+      </w:r>
+      <w:r>
+        <w:rPr>
+          <w:rFonts w:ascii="標楷體" w:eastAsia="標楷體" w:hAnsi="標楷體" w:hint="eastAsia"/>
+          <w:sz w:val="28"/>
+          <w:szCs w:val="28"/>
+          <w:u w:val="single"/>
+        </w:rPr>
+        <w:t>晏殊</w:t>
+      </w:r>
+      <w:r>
+        <w:rPr>
+          <w:rFonts w:ascii="標楷體" w:eastAsia="標楷體" w:hAnsi="標楷體" w:hint="eastAsia"/>
+          <w:sz w:val="28"/>
+          <w:szCs w:val="28"/>
+        </w:rPr>
+        <w:t>詞「</w:t>
+      </w:r>
+      <w:r>
+        <w:rPr>
+          <w:rFonts w:ascii="標楷體" w:eastAsia="標楷體" w:hAnsi="標楷體" w:hint="eastAsia"/>
+          <w:b/>
+          <w:bCs/>
+          <w:sz w:val="28"/>
+          <w:szCs w:val="28"/>
+        </w:rPr>
+        <w:t>溫潤秀潔</w:t>
+      </w:r>
+      <w:r>
+        <w:rPr>
+          <w:rFonts w:ascii="標楷體" w:eastAsia="標楷體" w:hAnsi="標楷體" w:hint="eastAsia"/>
+          <w:sz w:val="28"/>
+          <w:szCs w:val="28"/>
+        </w:rPr>
+        <w:t>、深情婉轉」的獨特藝術風格。</w:t>
       </w:r>
     </w:p>
     <w:p>
@@ -2295,7 +1177,6 @@
           <w:szCs w:val="36"/>
           <w:bdr w:val="single" w:sz="4" w:space="0" w:color="auto"/>
         </w:rPr>
-        <w:lastRenderedPageBreak/>
         <w:t>補充</w:t>
       </w:r>
     </w:p>
@@ -2306,8 +1187,9 @@
           <w:ilvl w:val="0"/>
           <w:numId w:val="5"/>
         </w:numPr>
-        <w:spacing w:line="440" w:lineRule="exact"/>
-        <w:ind w:leftChars="0"/>
+        <w:spacing w:line="380" w:lineRule="exact"/>
+        <w:ind w:leftChars="0" w:left="284" w:hanging="284"/>
+        <w:jc w:val="both"/>
         <w:rPr>
           <w:rFonts w:ascii="標楷體" w:eastAsia="標楷體" w:hAnsi="標楷體"/>
           <w:sz w:val="28"/>
@@ -2333,7 +1215,7 @@
       <w:r>
         <w:rPr>
           <w:rFonts w:ascii="標楷體" w:eastAsia="標楷體" w:hAnsi="標楷體" w:hint="eastAsia"/>
-          <w:color w:val="FF0000"/>
+          <w:color w:val="EE0000"/>
           <w:sz w:val="16"/>
           <w:szCs w:val="16"/>
         </w:rPr>
@@ -2345,15 +1227,31 @@
           <w:sz w:val="28"/>
           <w:szCs w:val="28"/>
         </w:rPr>
-        <w:t>)：</w:t>
-      </w:r>
-      <w:r>
-        <w:rPr>
-          <w:rFonts w:ascii="標楷體" w:eastAsia="標楷體" w:hAnsi="標楷體" w:hint="eastAsia"/>
-          <w:sz w:val="28"/>
-          <w:szCs w:val="28"/>
-        </w:rPr>
-        <w:t>古代大臣朝見君主時手中所拿的狹長手板。用玉、象牙或竹製成，板上可以記事。【例】玉笏、象笏、笏板</w:t>
+        <w:t>)</w:t>
+      </w:r>
+      <w:r>
+        <w:rPr>
+          <w:rFonts w:ascii="標楷體" w:eastAsia="標楷體" w:hAnsi="標楷體" w:hint="eastAsia"/>
+          <w:sz w:val="28"/>
+          <w:szCs w:val="28"/>
+        </w:rPr>
+        <w:t>：</w:t>
+      </w:r>
+      <w:r>
+        <w:rPr>
+          <w:rFonts w:ascii="標楷體" w:eastAsia="標楷體" w:hAnsi="標楷體"/>
+          <w:sz w:val="28"/>
+          <w:szCs w:val="28"/>
+        </w:rPr>
+        <w:t>古代大臣上朝時手中所持的狹長板子，多以玉、象牙或竹木製成。</w:t>
+      </w:r>
+      <w:r>
+        <w:rPr>
+          <w:rFonts w:ascii="標楷體" w:eastAsia="標楷體" w:hAnsi="標楷體"/>
+          <w:sz w:val="28"/>
+          <w:szCs w:val="28"/>
+        </w:rPr>
+        <w:t>古代官僚體制與朝廷禮儀的象徵。官員用它來記錄君王的命令或預備上奏的內容（類似現代的「備忘板」）；同時其材質也標示著官階高低（如玉笏、象牙笏）。</w:t>
       </w:r>
     </w:p>
     <w:p>
@@ -2363,8 +1261,9 @@
           <w:ilvl w:val="0"/>
           <w:numId w:val="5"/>
         </w:numPr>
-        <w:spacing w:line="440" w:lineRule="exact"/>
-        <w:ind w:leftChars="0"/>
+        <w:spacing w:line="380" w:lineRule="exact"/>
+        <w:ind w:leftChars="0" w:left="284" w:hanging="284"/>
+        <w:jc w:val="both"/>
         <w:rPr>
           <w:rFonts w:ascii="標楷體" w:eastAsia="標楷體" w:hAnsi="標楷體"/>
           <w:sz w:val="28"/>
@@ -2373,7 +1272,7 @@
       </w:pPr>
       <w:r>
         <w:rPr>
-          <w:rFonts w:ascii="標楷體" w:eastAsia="標楷體" w:hAnsi="標楷體" w:hint="eastAsia"/>
+          <w:rFonts w:ascii="標楷體" w:eastAsia="標楷體" w:hAnsi="標楷體"/>
           <w:sz w:val="28"/>
           <w:szCs w:val="28"/>
         </w:rPr>
@@ -2389,113 +1288,11 @@
       </w:r>
       <w:r>
         <w:rPr>
-          <w:rFonts w:ascii="標楷體" w:eastAsia="標楷體" w:hAnsi="標楷體" w:hint="eastAsia"/>
-          <w:sz w:val="28"/>
-          <w:szCs w:val="28"/>
-        </w:rPr>
-        <w:t>古代的官名。</w:t>
-      </w:r>
-      <w:r>
-        <w:rPr>
-          <w:rFonts w:ascii="標楷體" w:eastAsia="標楷體" w:hAnsi="標楷體" w:hint="eastAsia"/>
-          <w:sz w:val="28"/>
-          <w:szCs w:val="28"/>
-          <w:u w:val="single"/>
-        </w:rPr>
-        <w:t>戰國</w:t>
-      </w:r>
-      <w:r>
-        <w:rPr>
-          <w:rFonts w:ascii="標楷體" w:eastAsia="標楷體" w:hAnsi="標楷體" w:hint="eastAsia"/>
-          <w:sz w:val="28"/>
-          <w:szCs w:val="28"/>
-        </w:rPr>
-        <w:t>時為史官，</w:t>
-      </w:r>
-      <w:r>
-        <w:rPr>
-          <w:rFonts w:ascii="標楷體" w:eastAsia="標楷體" w:hAnsi="標楷體" w:hint="eastAsia"/>
-          <w:sz w:val="28"/>
-          <w:szCs w:val="28"/>
-          <w:u w:val="single"/>
-        </w:rPr>
-        <w:t>秦</w:t>
-      </w:r>
-      <w:r>
-        <w:rPr>
-          <w:rFonts w:ascii="標楷體" w:eastAsia="標楷體" w:hAnsi="標楷體" w:hint="eastAsia"/>
-          <w:sz w:val="28"/>
-          <w:szCs w:val="28"/>
-        </w:rPr>
-        <w:t>時方有彈劾糾察之權，至</w:t>
-      </w:r>
-      <w:r>
-        <w:rPr>
-          <w:rFonts w:ascii="標楷體" w:eastAsia="標楷體" w:hAnsi="標楷體" w:hint="eastAsia"/>
-          <w:sz w:val="28"/>
-          <w:szCs w:val="28"/>
-          <w:u w:val="single"/>
-        </w:rPr>
-        <w:t>後漢</w:t>
-      </w:r>
-      <w:r>
-        <w:rPr>
-          <w:rFonts w:ascii="標楷體" w:eastAsia="標楷體" w:hAnsi="標楷體" w:hint="eastAsia"/>
-          <w:sz w:val="28"/>
-          <w:szCs w:val="28"/>
-        </w:rPr>
-        <w:t>始專任彈劾。其後歷朝皆沿用之，而職銜略有變化，如</w:t>
-      </w:r>
-      <w:r>
-        <w:rPr>
-          <w:rFonts w:ascii="標楷體" w:eastAsia="標楷體" w:hAnsi="標楷體" w:hint="eastAsia"/>
-          <w:sz w:val="28"/>
-          <w:szCs w:val="28"/>
-          <w:u w:val="single"/>
-        </w:rPr>
-        <w:t>唐</w:t>
-      </w:r>
-      <w:r>
-        <w:rPr>
-          <w:rFonts w:ascii="標楷體" w:eastAsia="標楷體" w:hAnsi="標楷體" w:hint="eastAsia"/>
-          <w:sz w:val="28"/>
-          <w:szCs w:val="28"/>
-        </w:rPr>
-        <w:t>有侍御史、監察御史，至</w:t>
-      </w:r>
-      <w:r>
-        <w:rPr>
-          <w:rFonts w:ascii="標楷體" w:eastAsia="標楷體" w:hAnsi="標楷體" w:hint="eastAsia"/>
-          <w:sz w:val="28"/>
-          <w:szCs w:val="28"/>
-          <w:u w:val="single"/>
-        </w:rPr>
-        <w:t>明</w:t>
-      </w:r>
-      <w:r>
-        <w:rPr>
-          <w:rFonts w:ascii="標楷體" w:eastAsia="標楷體" w:hAnsi="標楷體" w:hint="eastAsia"/>
-          <w:sz w:val="28"/>
-          <w:szCs w:val="28"/>
-        </w:rPr>
-        <w:t xml:space="preserve"> </w:t>
-      </w:r>
-      <w:r>
-        <w:rPr>
-          <w:rFonts w:ascii="標楷體" w:eastAsia="標楷體" w:hAnsi="標楷體" w:hint="eastAsia"/>
-          <w:sz w:val="28"/>
-          <w:szCs w:val="28"/>
-          <w:u w:val="single"/>
-        </w:rPr>
-        <w:t>清</w:t>
-      </w:r>
-      <w:r>
-        <w:rPr>
-          <w:rFonts w:ascii="標楷體" w:eastAsia="標楷體" w:hAnsi="標楷體" w:hint="eastAsia"/>
-          <w:sz w:val="28"/>
-          <w:szCs w:val="28"/>
-        </w:rPr>
-        <w:t>則僅存監察御史。</w:t>
+          <w:rFonts w:ascii="標楷體" w:eastAsia="標楷體" w:hAnsi="標楷體"/>
+          <w:sz w:val="28"/>
+          <w:szCs w:val="28"/>
+        </w:rPr>
+        <w:t>古代官名，專司監察百官、彈劾違法、紀錄朝政與搜集民情。</w:t>
       </w:r>
     </w:p>
     <w:p>
@@ -2505,8 +1302,9 @@
           <w:ilvl w:val="0"/>
           <w:numId w:val="5"/>
         </w:numPr>
-        <w:spacing w:line="440" w:lineRule="exact"/>
-        <w:ind w:leftChars="0"/>
+        <w:spacing w:line="380" w:lineRule="exact"/>
+        <w:ind w:leftChars="0" w:left="284" w:hanging="284"/>
+        <w:jc w:val="both"/>
         <w:rPr>
           <w:rFonts w:ascii="標楷體" w:eastAsia="標楷體" w:hAnsi="標楷體"/>
           <w:sz w:val="28"/>
@@ -2515,11 +1313,44 @@
       </w:pPr>
       <w:r>
         <w:rPr>
-          <w:rFonts w:ascii="標楷體" w:eastAsia="標楷體" w:hAnsi="標楷體" w:hint="eastAsia"/>
-          <w:sz w:val="28"/>
-          <w:szCs w:val="28"/>
-        </w:rPr>
-        <w:t>賦性</w:t>
+          <w:rFonts w:ascii="標楷體" w:eastAsia="標楷體" w:hAnsi="標楷體"/>
+          <w:sz w:val="28"/>
+          <w:szCs w:val="28"/>
+        </w:rPr>
+        <w:t>淋漓</w:t>
+      </w:r>
+      <w:r>
+        <w:rPr>
+          <w:rFonts w:ascii="標楷體" w:eastAsia="標楷體" w:hAnsi="標楷體" w:hint="eastAsia"/>
+          <w:sz w:val="28"/>
+          <w:szCs w:val="28"/>
+        </w:rPr>
+        <w:t>(</w:t>
+      </w:r>
+      <w:r>
+        <w:rPr>
+          <w:rFonts w:ascii="標楷體" w:eastAsia="標楷體" w:hAnsi="標楷體" w:hint="eastAsia"/>
+          <w:color w:val="EE0000"/>
+          <w:sz w:val="16"/>
+          <w:szCs w:val="16"/>
+        </w:rPr>
+        <w:t>ㄌㄧㄣˊ ㄌㄧˊ</w:t>
+      </w:r>
+      <w:r>
+        <w:rPr>
+          <w:rFonts w:ascii="標楷體" w:eastAsia="標楷體" w:hAnsi="標楷體" w:hint="eastAsia"/>
+          <w:sz w:val="28"/>
+          <w:szCs w:val="28"/>
+        </w:rPr>
+        <w:t>)</w:t>
+      </w:r>
+      <w:r>
+        <w:rPr>
+          <w:rFonts w:ascii="標楷體" w:eastAsia="標楷體" w:hAnsi="標楷體"/>
+          <w:sz w:val="28"/>
+          <w:szCs w:val="28"/>
+        </w:rPr>
+        <w:t>盡致</w:t>
       </w:r>
       <w:r>
         <w:rPr>
@@ -2531,11 +1362,11 @@
       </w:r>
       <w:r>
         <w:rPr>
-          <w:rFonts w:ascii="標楷體" w:eastAsia="標楷體" w:hAnsi="標楷體" w:hint="eastAsia"/>
-          <w:sz w:val="28"/>
-          <w:szCs w:val="28"/>
-        </w:rPr>
-        <w:t>稟賦、天性。</w:t>
+          <w:rFonts w:ascii="標楷體" w:eastAsia="標楷體" w:hAnsi="標楷體"/>
+          <w:sz w:val="28"/>
+          <w:szCs w:val="28"/>
+        </w:rPr>
+        <w:t>形容文章、藝術作品或說話表演極為暢快、痛快，將情意或事理表達得非常詳盡透徹。</w:t>
       </w:r>
     </w:p>
     <w:p>
@@ -2545,8 +1376,9 @@
           <w:ilvl w:val="0"/>
           <w:numId w:val="5"/>
         </w:numPr>
-        <w:spacing w:line="440" w:lineRule="exact"/>
-        <w:ind w:leftChars="0"/>
+        <w:spacing w:line="380" w:lineRule="exact"/>
+        <w:ind w:leftChars="0" w:left="284" w:hanging="284"/>
+        <w:jc w:val="both"/>
         <w:rPr>
           <w:rFonts w:ascii="標楷體" w:eastAsia="標楷體" w:hAnsi="標楷體"/>
           <w:sz w:val="28"/>
@@ -2555,19 +1387,27 @@
       </w:pPr>
       <w:r>
         <w:rPr>
-          <w:rFonts w:ascii="標楷體" w:eastAsia="標楷體" w:hAnsi="標楷體" w:hint="eastAsia"/>
-          <w:sz w:val="28"/>
-          <w:szCs w:val="28"/>
-        </w:rPr>
-        <w:t>剛峻：</w:t>
-      </w:r>
-      <w:r>
-        <w:rPr>
-          <w:rFonts w:ascii="標楷體" w:eastAsia="標楷體" w:hAnsi="標楷體" w:hint="eastAsia"/>
-          <w:sz w:val="28"/>
-          <w:szCs w:val="28"/>
-        </w:rPr>
-        <w:t>指人的天性或性格剛強、堅定，不易被他人影響。</w:t>
+          <w:rFonts w:ascii="標楷體" w:eastAsia="標楷體" w:hAnsi="標楷體"/>
+          <w:sz w:val="28"/>
+          <w:szCs w:val="28"/>
+        </w:rPr>
+        <w:t>空靈</w:t>
+      </w:r>
+      <w:r>
+        <w:rPr>
+          <w:rFonts w:ascii="標楷體" w:eastAsia="標楷體" w:hAnsi="標楷體" w:hint="eastAsia"/>
+          <w:sz w:val="28"/>
+          <w:szCs w:val="28"/>
+        </w:rPr>
+        <w:t>：</w:t>
+      </w:r>
+      <w:r>
+        <w:rPr>
+          <w:rFonts w:ascii="標楷體" w:eastAsia="標楷體" w:hAnsi="標楷體"/>
+          <w:sz w:val="28"/>
+          <w:szCs w:val="28"/>
+        </w:rPr>
+        <w:t>形容意境靈動飄渺、空闊超俗，不落俗套且帶有靈性。意指超脫塵俗的清澈與靈動，常常用於形容山水風景、詩詞意境或音樂聲響讓人感受不到世俗的沉重感。</w:t>
       </w:r>
     </w:p>
     <w:p>
@@ -2577,8 +1417,9 @@
           <w:ilvl w:val="0"/>
           <w:numId w:val="5"/>
         </w:numPr>
-        <w:spacing w:line="440" w:lineRule="exact"/>
-        <w:ind w:leftChars="0"/>
+        <w:spacing w:line="380" w:lineRule="exact"/>
+        <w:ind w:leftChars="0" w:left="284" w:hanging="284"/>
+        <w:jc w:val="both"/>
         <w:rPr>
           <w:rFonts w:ascii="標楷體" w:eastAsia="標楷體" w:hAnsi="標楷體"/>
           <w:sz w:val="28"/>
@@ -2587,11 +1428,11 @@
       </w:pPr>
       <w:r>
         <w:rPr>
-          <w:rFonts w:ascii="標楷體" w:eastAsia="標楷體" w:hAnsi="標楷體" w:hint="eastAsia"/>
-          <w:sz w:val="28"/>
-          <w:szCs w:val="28"/>
-        </w:rPr>
-        <w:t>風流艷事</w:t>
+          <w:rFonts w:ascii="標楷體" w:eastAsia="標楷體" w:hAnsi="標楷體"/>
+          <w:sz w:val="28"/>
+          <w:szCs w:val="28"/>
+        </w:rPr>
+        <w:t>樞紐</w:t>
       </w:r>
       <w:r>
         <w:rPr>
@@ -2603,11 +1444,11 @@
       </w:r>
       <w:r>
         <w:rPr>
-          <w:rFonts w:ascii="標楷體" w:eastAsia="標楷體" w:hAnsi="標楷體" w:hint="eastAsia"/>
-          <w:sz w:val="28"/>
-          <w:szCs w:val="28"/>
-        </w:rPr>
-        <w:t>「風流浪蕩的愛情故事或風流韻事」。「風流」是指風雅、瀟灑、多情，而「艷」是指美麗、多姿，因此「風流艷事」可以指代一切風雅多情、美麗動人的愛情故事。</w:t>
+          <w:rFonts w:ascii="標楷體" w:eastAsia="標楷體" w:hAnsi="標楷體"/>
+          <w:sz w:val="28"/>
+          <w:szCs w:val="28"/>
+        </w:rPr>
+        <w:t>原指門戶的轉軸與鎖鑰，引申為事物最關鍵、最核心的連接點。主導全盤發展的「關鍵命脈」。在文章結構或事物發展中，樞紐是連結前後、轉折氣氛的關鍵所在（如詞中的「情感樞紐」）。</w:t>
       </w:r>
     </w:p>
     <w:p>
@@ -2617,25 +1458,56 @@
           <w:ilvl w:val="0"/>
           <w:numId w:val="5"/>
         </w:numPr>
-        <w:spacing w:line="440" w:lineRule="exact"/>
-        <w:ind w:leftChars="0"/>
+        <w:spacing w:line="380" w:lineRule="exact"/>
+        <w:ind w:leftChars="0" w:left="284" w:hanging="284"/>
+        <w:jc w:val="both"/>
         <w:rPr>
           <w:rFonts w:ascii="標楷體" w:eastAsia="標楷體" w:hAnsi="標楷體"/>
           <w:sz w:val="28"/>
           <w:szCs w:val="28"/>
         </w:rPr>
       </w:pPr>
-      <w:hyperlink r:id="rId16" w:history="1">
-        <w:r>
-          <w:rPr>
-            <w:rStyle w:val="a4"/>
-            <w:rFonts w:ascii="標楷體" w:eastAsia="標楷體" w:hAnsi="標楷體"/>
-            <w:sz w:val="28"/>
-            <w:szCs w:val="28"/>
-          </w:rPr>
-          <w:t>艷科</w:t>
-        </w:r>
-      </w:hyperlink>
+      <w:r>
+        <w:rPr>
+          <w:rFonts w:ascii="標楷體" w:eastAsia="標楷體" w:hAnsi="標楷體"/>
+          <w:sz w:val="28"/>
+          <w:szCs w:val="28"/>
+        </w:rPr>
+        <w:t>音訊杳</w:t>
+      </w:r>
+      <w:r>
+        <w:rPr>
+          <w:rFonts w:ascii="標楷體" w:eastAsia="標楷體" w:hAnsi="標楷體" w:hint="eastAsia"/>
+          <w:sz w:val="28"/>
+          <w:szCs w:val="28"/>
+        </w:rPr>
+        <w:t>(</w:t>
+      </w:r>
+      <w:r>
+        <w:rPr>
+          <w:rFonts w:ascii="標楷體" w:eastAsia="標楷體" w:hAnsi="標楷體" w:hint="eastAsia"/>
+          <w:color w:val="EE0000"/>
+          <w:sz w:val="16"/>
+          <w:szCs w:val="16"/>
+        </w:rPr>
+        <w:t>ㄧㄠˇ</w:t>
+      </w:r>
+      <w:r>
+        <w:rPr>
+          <w:rFonts w:ascii="標楷體" w:eastAsia="標楷體" w:hAnsi="標楷體" w:hint="eastAsia"/>
+          <w:sz w:val="28"/>
+          <w:szCs w:val="28"/>
+        </w:rPr>
+        <w:t>)</w:t>
+      </w:r>
+      <w:r>
+        <w:rPr>
+          <w:rFonts w:ascii="標楷體" w:eastAsia="標楷體" w:hAnsi="標楷體"/>
+          <w:sz w:val="28"/>
+          <w:szCs w:val="28"/>
+        </w:rPr>
+        <w:t>然</w:t>
+      </w:r>
       <w:r>
         <w:rPr>
           <w:rFonts w:ascii="標楷體" w:eastAsia="標楷體" w:hAnsi="標楷體" w:hint="eastAsia"/>
@@ -2646,11 +1518,11 @@
       </w:r>
       <w:r>
         <w:rPr>
-          <w:rFonts w:ascii="標楷體" w:eastAsia="標楷體" w:hAnsi="標楷體" w:hint="eastAsia"/>
-          <w:sz w:val="28"/>
-          <w:szCs w:val="28"/>
-        </w:rPr>
-        <w:t>意思是說：詞是一種專寫男女戀情的文體。</w:t>
+          <w:rFonts w:ascii="標楷體" w:eastAsia="標楷體" w:hAnsi="標楷體"/>
+          <w:sz w:val="28"/>
+          <w:szCs w:val="28"/>
+        </w:rPr>
+        <w:t>消息或書信完全斷絕，毫無蹤影。</w:t>
       </w:r>
     </w:p>
     <w:p>
@@ -2660,58 +1532,29 @@
           <w:ilvl w:val="0"/>
           <w:numId w:val="5"/>
         </w:numPr>
-        <w:spacing w:line="440" w:lineRule="exact"/>
-        <w:ind w:leftChars="0"/>
-        <w:rPr>
-          <w:rFonts w:ascii="標楷體" w:eastAsia="標楷體" w:hAnsi="標楷體" w:hint="eastAsia"/>
-          <w:sz w:val="28"/>
-          <w:szCs w:val="28"/>
-        </w:rPr>
-      </w:pPr>
-      <w:r>
-        <w:rPr>
-          <w:rFonts w:ascii="標楷體" w:eastAsia="標楷體" w:hAnsi="標楷體" w:hint="eastAsia"/>
-          <w:sz w:val="28"/>
-          <w:szCs w:val="28"/>
-        </w:rPr>
-        <w:t>癥</w:t>
-      </w:r>
-      <w:r>
-        <w:rPr>
-          <w:rFonts w:ascii="標楷體" w:eastAsia="標楷體" w:hAnsi="標楷體" w:hint="eastAsia"/>
-          <w:sz w:val="28"/>
-          <w:szCs w:val="28"/>
-        </w:rPr>
-        <w:t>（</w:t>
-      </w:r>
-      <w:r>
-        <w:rPr>
-          <w:rFonts w:ascii="標楷體" w:eastAsia="標楷體" w:hAnsi="標楷體" w:hint="eastAsia"/>
-          <w:color w:val="FF0000"/>
-          <w:sz w:val="16"/>
-          <w:szCs w:val="16"/>
-        </w:rPr>
-        <w:t>ㄓㄥ</w:t>
-      </w:r>
-      <w:r>
-        <w:rPr>
-          <w:rFonts w:ascii="標楷體" w:eastAsia="標楷體" w:hAnsi="標楷體" w:hint="eastAsia"/>
-          <w:sz w:val="28"/>
-          <w:szCs w:val="28"/>
-        </w:rPr>
-        <w:t>）</w:t>
-      </w:r>
-      <w:r>
-        <w:rPr>
-          <w:rFonts w:ascii="標楷體" w:eastAsia="標楷體" w:hAnsi="標楷體" w:hint="eastAsia"/>
-          <w:sz w:val="28"/>
-          <w:szCs w:val="28"/>
-        </w:rPr>
-        <w:t>結</w:t>
-      </w:r>
-      <w:r>
-        <w:rPr>
-          <w:rFonts w:ascii="標楷體" w:eastAsia="標楷體" w:hAnsi="標楷體" w:hint="eastAsia"/>
+        <w:spacing w:line="380" w:lineRule="exact"/>
+        <w:ind w:leftChars="0" w:left="284" w:hanging="284"/>
+        <w:jc w:val="both"/>
+        <w:rPr>
+          <w:rFonts w:ascii="標楷體" w:eastAsia="標楷體" w:hAnsi="標楷體"/>
+          <w:spacing w:val="-2"/>
+          <w:sz w:val="28"/>
+          <w:szCs w:val="28"/>
+        </w:rPr>
+      </w:pPr>
+      <w:r>
+        <w:rPr>
+          <w:rFonts w:ascii="標楷體" w:eastAsia="標楷體" w:hAnsi="標楷體"/>
+          <w:spacing w:val="-2"/>
+          <w:sz w:val="28"/>
+          <w:szCs w:val="28"/>
+        </w:rPr>
+        <w:t>令人動容</w:t>
+      </w:r>
+      <w:r>
+        <w:rPr>
+          <w:rFonts w:ascii="標楷體" w:eastAsia="標楷體" w:hAnsi="標楷體" w:hint="eastAsia"/>
+          <w:spacing w:val="-2"/>
           <w:sz w:val="28"/>
           <w:szCs w:val="28"/>
         </w:rPr>
@@ -2719,31 +1562,12 @@
       </w:r>
       <w:r>
         <w:rPr>
-          <w:rFonts w:ascii="標楷體" w:eastAsia="標楷體" w:hAnsi="標楷體" w:hint="eastAsia"/>
-          <w:sz w:val="28"/>
-          <w:szCs w:val="28"/>
-        </w:rPr>
-        <w:t>本指腹腔內結塊的病症。後比喻病根或事理疑難困阻的關鍵。</w:t>
-      </w:r>
-    </w:p>
-    <w:p>
-      <w:pPr>
-        <w:pStyle w:val="a6"/>
-        <w:spacing w:line="440" w:lineRule="exact"/>
-        <w:ind w:leftChars="0"/>
-        <w:rPr>
           <w:rFonts w:ascii="標楷體" w:eastAsia="標楷體" w:hAnsi="標楷體"/>
-          <w:sz w:val="28"/>
-          <w:szCs w:val="28"/>
-        </w:rPr>
-      </w:pPr>
-      <w:r>
-        <w:rPr>
-          <w:rFonts w:ascii="標楷體" w:eastAsia="標楷體" w:hAnsi="標楷體" w:hint="eastAsia"/>
-          <w:sz w:val="28"/>
-          <w:szCs w:val="28"/>
-        </w:rPr>
-        <w:t>【例】要想澈底解決問題，必須先找出其癥結所在。</w:t>
+          <w:spacing w:val="-2"/>
+          <w:sz w:val="28"/>
+          <w:szCs w:val="28"/>
+        </w:rPr>
+        <w:t>動人心魄，使人的面部表情或內心情感產生劇烈震撼與共鳴。表示創作或事件所傳達的情感極具感染力，能突破讀者的心理防線，引發深刻的同理與感動。</w:t>
       </w:r>
     </w:p>
     <w:p>
@@ -2753,88 +1577,9 @@
           <w:ilvl w:val="0"/>
           <w:numId w:val="5"/>
         </w:numPr>
-        <w:spacing w:line="440" w:lineRule="exact"/>
-        <w:ind w:leftChars="0"/>
-        <w:rPr>
-          <w:rFonts w:ascii="標楷體" w:eastAsia="標楷體" w:hAnsi="標楷體" w:hint="eastAsia"/>
-          <w:sz w:val="28"/>
-          <w:szCs w:val="28"/>
-        </w:rPr>
-      </w:pPr>
-      <w:r>
-        <w:rPr>
-          <w:rFonts w:ascii="標楷體" w:eastAsia="標楷體" w:hAnsi="標楷體" w:hint="eastAsia"/>
-          <w:sz w:val="28"/>
-          <w:szCs w:val="28"/>
-        </w:rPr>
-        <w:t>蘊藉</w:t>
-      </w:r>
-      <w:r>
-        <w:rPr>
-          <w:rFonts w:ascii="標楷體" w:eastAsia="標楷體" w:hAnsi="標楷體" w:hint="eastAsia"/>
-          <w:sz w:val="28"/>
-          <w:szCs w:val="28"/>
-        </w:rPr>
-        <w:t>（</w:t>
-      </w:r>
-      <w:r>
-        <w:rPr>
-          <w:rFonts w:ascii="標楷體" w:eastAsia="標楷體" w:hAnsi="標楷體" w:hint="eastAsia"/>
-          <w:color w:val="FF0000"/>
-          <w:sz w:val="16"/>
-          <w:szCs w:val="16"/>
-        </w:rPr>
-        <w:t>ㄩㄣ</w:t>
-      </w:r>
-      <w:r>
-        <w:rPr>
-          <w:rFonts w:ascii="標楷體" w:eastAsia="標楷體" w:hAnsi="標楷體" w:hint="eastAsia"/>
-          <w:color w:val="FF0000"/>
-          <w:sz w:val="16"/>
-          <w:szCs w:val="16"/>
-        </w:rPr>
-        <w:t xml:space="preserve">ˋ　</w:t>
-      </w:r>
-      <w:r>
-        <w:rPr>
-          <w:rFonts w:ascii="標楷體" w:eastAsia="標楷體" w:hAnsi="標楷體" w:hint="eastAsia"/>
-          <w:color w:val="FF0000"/>
-          <w:sz w:val="16"/>
-          <w:szCs w:val="16"/>
-        </w:rPr>
-        <w:t>ㄐㄧㄝ</w:t>
-      </w:r>
-      <w:r>
-        <w:rPr>
-          <w:rFonts w:ascii="標楷體" w:eastAsia="標楷體" w:hAnsi="標楷體" w:hint="eastAsia"/>
-          <w:color w:val="FF0000"/>
-          <w:sz w:val="16"/>
-          <w:szCs w:val="16"/>
-        </w:rPr>
-        <w:t>ˋ</w:t>
-      </w:r>
-      <w:r>
-        <w:rPr>
-          <w:rFonts w:ascii="標楷體" w:eastAsia="標楷體" w:hAnsi="標楷體" w:hint="eastAsia"/>
-          <w:sz w:val="28"/>
-          <w:szCs w:val="28"/>
-        </w:rPr>
-        <w:t>）：</w:t>
-      </w:r>
-      <w:r>
-        <w:rPr>
-          <w:rFonts w:ascii="標楷體" w:eastAsia="標楷體" w:hAnsi="標楷體" w:hint="eastAsia"/>
-          <w:sz w:val="28"/>
-          <w:szCs w:val="28"/>
-        </w:rPr>
-        <w:t>包含而不顯露出來。</w:t>
-      </w:r>
-    </w:p>
-    <w:p>
-      <w:pPr>
-        <w:pStyle w:val="a6"/>
-        <w:spacing w:line="440" w:lineRule="exact"/>
-        <w:ind w:leftChars="0"/>
+        <w:spacing w:line="380" w:lineRule="exact"/>
+        <w:ind w:leftChars="0" w:left="284" w:hanging="284"/>
+        <w:jc w:val="both"/>
         <w:rPr>
           <w:rFonts w:ascii="標楷體" w:eastAsia="標楷體" w:hAnsi="標楷體"/>
           <w:sz w:val="28"/>
@@ -2843,11 +1588,27 @@
       </w:pPr>
       <w:r>
         <w:rPr>
-          <w:rFonts w:ascii="標楷體" w:eastAsia="標楷體" w:hAnsi="標楷體" w:hint="eastAsia"/>
-          <w:sz w:val="28"/>
-          <w:szCs w:val="28"/>
-        </w:rPr>
-        <w:t>【例】張小姐溫婉蘊藉，秀外慧中，令很多男士傾慕不已。</w:t>
+          <w:rFonts w:ascii="標楷體" w:eastAsia="標楷體" w:hAnsi="標楷體"/>
+          <w:sz w:val="28"/>
+          <w:szCs w:val="28"/>
+        </w:rPr>
+        <w:t>融注</w:t>
+      </w:r>
+      <w:r>
+        <w:rPr>
+          <w:rFonts w:ascii="標楷體" w:eastAsia="標楷體" w:hAnsi="標楷體" w:hint="eastAsia"/>
+          <w:sz w:val="28"/>
+          <w:szCs w:val="28"/>
+        </w:rPr>
+        <w:t>：</w:t>
+      </w:r>
+      <w:r>
+        <w:rPr>
+          <w:rFonts w:ascii="標楷體" w:eastAsia="標楷體" w:hAnsi="標楷體"/>
+          <w:sz w:val="28"/>
+          <w:szCs w:val="28"/>
+        </w:rPr>
+        <w:t>融合並傾注。指將某種思想、情感或精神深刻地注入到具體事物中。物我合一的創作狀態。心靈的主觀情感與客觀景物（如暮雨、梧桐）緊密相融，使原本無情的事物擁有了情感與生命。</w:t>
       </w:r>
     </w:p>
     <w:p>
@@ -2857,8 +1618,9 @@
           <w:ilvl w:val="0"/>
           <w:numId w:val="5"/>
         </w:numPr>
-        <w:spacing w:line="440" w:lineRule="exact"/>
-        <w:ind w:leftChars="0"/>
+        <w:spacing w:line="380" w:lineRule="exact"/>
+        <w:ind w:leftChars="0" w:left="284" w:hanging="284"/>
+        <w:jc w:val="both"/>
         <w:rPr>
           <w:rFonts w:ascii="標楷體" w:eastAsia="標楷體" w:hAnsi="標楷體"/>
           <w:sz w:val="28"/>
@@ -2867,40 +1629,113 @@
       </w:pPr>
       <w:r>
         <w:rPr>
-          <w:rFonts w:ascii="標楷體" w:eastAsia="標楷體" w:hAnsi="標楷體" w:hint="eastAsia"/>
-          <w:sz w:val="28"/>
-          <w:szCs w:val="28"/>
-        </w:rPr>
-        <w:t>玩（</w:t>
-      </w:r>
-      <w:r>
-        <w:rPr>
-          <w:rFonts w:ascii="標楷體" w:eastAsia="標楷體" w:hAnsi="標楷體" w:hint="eastAsia"/>
-          <w:color w:val="FF0000"/>
-          <w:sz w:val="16"/>
-          <w:szCs w:val="16"/>
-        </w:rPr>
-        <w:t>ㄨㄢˊ</w:t>
-      </w:r>
-      <w:r>
-        <w:rPr>
-          <w:rFonts w:ascii="標楷體" w:eastAsia="標楷體" w:hAnsi="標楷體" w:hint="eastAsia"/>
-          <w:sz w:val="28"/>
-          <w:szCs w:val="28"/>
-        </w:rPr>
-        <w:t>）賞：</w:t>
-      </w:r>
-      <w:r>
-        <w:rPr>
-          <w:rFonts w:ascii="標楷體" w:eastAsia="標楷體" w:hAnsi="標楷體" w:hint="eastAsia"/>
-          <w:sz w:val="28"/>
-          <w:szCs w:val="28"/>
-        </w:rPr>
-        <w:t>觀覽欣賞。【例】閒暇時，他喜歡待在書房裡玩賞書畫。</w:t>
+          <w:rFonts w:ascii="標楷體" w:eastAsia="標楷體" w:hAnsi="標楷體"/>
+          <w:sz w:val="28"/>
+          <w:szCs w:val="28"/>
+        </w:rPr>
+        <w:t>語言工麗</w:t>
+      </w:r>
+      <w:r>
+        <w:rPr>
+          <w:rFonts w:ascii="標楷體" w:eastAsia="標楷體" w:hAnsi="標楷體" w:hint="eastAsia"/>
+          <w:sz w:val="28"/>
+          <w:szCs w:val="28"/>
+        </w:rPr>
+        <w:t>：</w:t>
+      </w:r>
+      <w:r>
+        <w:rPr>
+          <w:rFonts w:ascii="標楷體" w:eastAsia="標楷體" w:hAnsi="標楷體"/>
+          <w:sz w:val="28"/>
+          <w:szCs w:val="28"/>
+        </w:rPr>
+        <w:t>文字對仗工整、用詞精緻美麗。指作者在遣詞用字上經過精雕細琢，兼具聲律的和諧與意象的華美，展現極高的文學功底。</w:t>
+      </w:r>
+    </w:p>
+    <w:p>
+      <w:pPr>
+        <w:pStyle w:val="a6"/>
+        <w:numPr>
+          <w:ilvl w:val="0"/>
+          <w:numId w:val="5"/>
+        </w:numPr>
+        <w:spacing w:line="380" w:lineRule="exact"/>
+        <w:ind w:leftChars="0" w:left="284" w:hanging="426"/>
+        <w:jc w:val="both"/>
+        <w:rPr>
+          <w:rFonts w:ascii="標楷體" w:eastAsia="標楷體" w:hAnsi="標楷體"/>
+          <w:sz w:val="28"/>
+          <w:szCs w:val="28"/>
+        </w:rPr>
+      </w:pPr>
+      <w:r>
+        <w:rPr>
+          <w:rFonts w:ascii="標楷體" w:eastAsia="標楷體" w:hAnsi="標楷體"/>
+          <w:sz w:val="28"/>
+          <w:szCs w:val="28"/>
+        </w:rPr>
+        <w:t>消融</w:t>
+      </w:r>
+      <w:r>
+        <w:rPr>
+          <w:rFonts w:ascii="標楷體" w:eastAsia="標楷體" w:hAnsi="標楷體" w:hint="eastAsia"/>
+          <w:sz w:val="28"/>
+          <w:szCs w:val="28"/>
+        </w:rPr>
+        <w:t>：</w:t>
+      </w:r>
+      <w:r>
+        <w:rPr>
+          <w:rFonts w:ascii="標楷體" w:eastAsia="標楷體" w:hAnsi="標楷體"/>
+          <w:sz w:val="28"/>
+          <w:szCs w:val="28"/>
+        </w:rPr>
+        <w:t>融化、消失；或使對立、隔閡逐漸化解。邊界的模糊與沉澱。在文學賞析中，常指抽象的情感（如愁緒）逐漸滲透、化開並溶解於具體的環境氛圍之中。</w:t>
+      </w:r>
+    </w:p>
+    <w:p>
+      <w:pPr>
+        <w:pStyle w:val="a6"/>
+        <w:numPr>
+          <w:ilvl w:val="0"/>
+          <w:numId w:val="5"/>
+        </w:numPr>
+        <w:spacing w:line="380" w:lineRule="exact"/>
+        <w:ind w:leftChars="0" w:left="284" w:hanging="426"/>
+        <w:jc w:val="both"/>
+        <w:rPr>
+          <w:rFonts w:ascii="標楷體" w:eastAsia="標楷體" w:hAnsi="標楷體" w:hint="eastAsia"/>
+          <w:sz w:val="28"/>
+          <w:szCs w:val="28"/>
+        </w:rPr>
+      </w:pPr>
+      <w:r>
+        <w:rPr>
+          <w:rFonts w:ascii="標楷體" w:eastAsia="標楷體" w:hAnsi="標楷體"/>
+          <w:sz w:val="28"/>
+          <w:szCs w:val="28"/>
+        </w:rPr>
+        <w:t>溫潤秀潔</w:t>
+      </w:r>
+      <w:r>
+        <w:rPr>
+          <w:rFonts w:ascii="標楷體" w:eastAsia="標楷體" w:hAnsi="標楷體" w:hint="eastAsia"/>
+          <w:sz w:val="28"/>
+          <w:szCs w:val="28"/>
+        </w:rPr>
+        <w:t>：</w:t>
+      </w:r>
+      <w:r>
+        <w:rPr>
+          <w:rFonts w:ascii="標楷體" w:eastAsia="標楷體" w:hAnsi="標楷體"/>
+          <w:sz w:val="28"/>
+          <w:szCs w:val="28"/>
+        </w:rPr>
+        <w:t>態度或風格溫和滋潤、清秀潔淨。形容情感表達典雅克制、不濃艷俗氣，如美玉般質地溫潤，同時保有高潔清秀的士大夫氣息。</w:t>
       </w:r>
     </w:p>
     <w:sectPr>
-      <w:footerReference w:type="default" r:id="rId17"/>
+      <w:footerReference w:type="default" r:id="rId8"/>
       <w:pgSz w:w="11906" w:h="16838"/>
       <w:pgMar w:top="567" w:right="851" w:bottom="567" w:left="851" w:header="567" w:footer="0" w:gutter="0"/>
       <w:cols w:space="425"/>
@@ -2911,7 +1746,7 @@
 </file>
 
 <file path=word/endnotes.xml><?xml version="1.0" encoding="utf-8"?>
-<w:endnotes xmlns:wpc="http://schemas.microsoft.com/office/word/2010/wordprocessingCanvas" xmlns:cx="http://schemas.microsoft.com/office/drawing/2014/chartex" xmlns:cx1="http://schemas.microsoft.com/office/drawing/2015/9/8/chartex" xmlns:cx2="http://schemas.microsoft.com/office/drawing/2015/10/21/chartex" xmlns:cx3="http://schemas.microsoft.com/office/drawing/2016/5/9/chartex" xmlns:cx4="http://schemas.microsoft.com/office/drawing/2016/5/10/chartex" xmlns:cx5="http://schemas.microsoft.com/office/drawing/2016/5/11/chartex" xmlns:cx6="http://schemas.microsoft.com/office/drawing/2016/5/12/chartex" xmlns:cx7="http://schemas.microsoft.com/office/drawing/2016/5/13/chartex" xmlns:cx8="http://schemas.microsoft.com/office/drawing/2016/5/14/chartex" xmlns:mc="http://schemas.openxmlformats.org/markup-compatibility/2006" xmlns:aink="http://schemas.microsoft.com/office/drawing/2016/ink" xmlns:am3d="http://schemas.microsoft.com/office/drawing/2017/model3d" xmlns:o="urn:schemas-microsoft-com:office:office" xmlns:oel="http://schemas.microsoft.com/office/2019/extlst" xmlns:r="http://schemas.openxmlformats.org/officeDocument/2006/relationships" xmlns:m="http://schemas.openxmlformats.org/officeDocument/2006/math" xmlns:v="urn:schemas-microsoft-com:vml" xmlns:wp14="http://schemas.microsoft.com/office/word/2010/wordprocessingDrawing" xmlns:wp="http://schemas.openxmlformats.org/drawingml/2006/wordprocessingDrawing" xmlns:w10="urn:schemas-microsoft-com:office:word" xmlns:w="http://schemas.openxmlformats.org/wordprocessingml/2006/main" xmlns:w14="http://schemas.microsoft.com/office/word/2010/wordml" xmlns:w15="http://schemas.microsoft.com/office/word/2012/wordml" xmlns:w16cex="http://schemas.microsoft.com/office/word/2018/wordml/cex" xmlns:w16cid="http://schemas.microsoft.com/office/word/2016/wordml/cid" xmlns:w16="http://schemas.microsoft.com/office/word/2018/wordml" xmlns:w16sdtdh="http://schemas.microsoft.com/office/word/2020/wordml/sdtdatahash" xmlns:w16se="http://schemas.microsoft.com/office/word/2015/wordml/symex" xmlns:wpg="http://schemas.microsoft.com/office/word/2010/wordprocessingGroup" xmlns:wpi="http://schemas.microsoft.com/office/word/2010/wordprocessingInk" xmlns:wne="http://schemas.microsoft.com/office/word/2006/wordml" xmlns:wps="http://schemas.microsoft.com/office/word/2010/wordprocessingShape" mc:Ignorable="w14 w15 w16se w16cid w16 w16cex w16sdtdh wp14">
+<w:endnotes xmlns:wpc="http://schemas.microsoft.com/office/word/2010/wordprocessingCanvas" xmlns:cx="http://schemas.microsoft.com/office/drawing/2014/chartex" xmlns:cx1="http://schemas.microsoft.com/office/drawing/2015/9/8/chartex" xmlns:cx2="http://schemas.microsoft.com/office/drawing/2015/10/21/chartex" xmlns:cx3="http://schemas.microsoft.com/office/drawing/2016/5/9/chartex" xmlns:cx4="http://schemas.microsoft.com/office/drawing/2016/5/10/chartex" xmlns:cx5="http://schemas.microsoft.com/office/drawing/2016/5/11/chartex" xmlns:cx6="http://schemas.microsoft.com/office/drawing/2016/5/12/chartex" xmlns:cx7="http://schemas.microsoft.com/office/drawing/2016/5/13/chartex" xmlns:cx8="http://schemas.microsoft.com/office/drawing/2016/5/14/chartex" xmlns:mc="http://schemas.openxmlformats.org/markup-compatibility/2006" xmlns:aink="http://schemas.microsoft.com/office/drawing/2016/ink" xmlns:am3d="http://schemas.microsoft.com/office/drawing/2017/model3d" xmlns:o="urn:schemas-microsoft-com:office:office" xmlns:oel="http://schemas.microsoft.com/office/2019/extlst" xmlns:r="http://schemas.openxmlformats.org/officeDocument/2006/relationships" xmlns:m="http://schemas.openxmlformats.org/officeDocument/2006/math" xmlns:v="urn:schemas-microsoft-com:vml" xmlns:wp14="http://schemas.microsoft.com/office/word/2010/wordprocessingDrawing" xmlns:wp="http://schemas.openxmlformats.org/drawingml/2006/wordprocessingDrawing" xmlns:w10="urn:schemas-microsoft-com:office:word" xmlns:w="http://schemas.openxmlformats.org/wordprocessingml/2006/main" xmlns:w14="http://schemas.microsoft.com/office/word/2010/wordml" xmlns:w15="http://schemas.microsoft.com/office/word/2012/wordml" xmlns:w16cex="http://schemas.microsoft.com/office/word/2018/wordml/cex" xmlns:w16cid="http://schemas.microsoft.com/office/word/2016/wordml/cid" xmlns:w16="http://schemas.microsoft.com/office/word/2018/wordml" xmlns:w16du="http://schemas.microsoft.com/office/word/2023/wordml/word16du" xmlns:w16sdtdh="http://schemas.microsoft.com/office/word/2020/wordml/sdtdatahash" xmlns:w16sdtfl="http://schemas.microsoft.com/office/word/2024/wordml/sdtformatlock" xmlns:w16se="http://schemas.microsoft.com/office/word/2015/wordml/symex" xmlns:wpg="http://schemas.microsoft.com/office/word/2010/wordprocessingGroup" xmlns:wpi="http://schemas.microsoft.com/office/word/2010/wordprocessingInk" xmlns:wne="http://schemas.microsoft.com/office/word/2006/wordml" xmlns:wps="http://schemas.microsoft.com/office/word/2010/wordprocessingShape" mc:Ignorable="w14 w15 w16se w16cid w16 w16cex w16sdtdh w16sdtfl w16du wp14">
   <w:endnote w:type="separator" w:id="-1">
     <w:p>
       <w:r>
@@ -2930,7 +1765,7 @@
 </file>
 
 <file path=word/footer1.xml><?xml version="1.0" encoding="utf-8"?>
-<w:ftr xmlns:wpc="http://schemas.microsoft.com/office/word/2010/wordprocessingCanvas" xmlns:cx="http://schemas.microsoft.com/office/drawing/2014/chartex" xmlns:cx1="http://schemas.microsoft.com/office/drawing/2015/9/8/chartex" xmlns:cx2="http://schemas.microsoft.com/office/drawing/2015/10/21/chartex" xmlns:cx3="http://schemas.microsoft.com/office/drawing/2016/5/9/chartex" xmlns:cx4="http://schemas.microsoft.com/office/drawing/2016/5/10/chartex" xmlns:cx5="http://schemas.microsoft.com/office/drawing/2016/5/11/chartex" xmlns:cx6="http://schemas.microsoft.com/office/drawing/2016/5/12/chartex" xmlns:cx7="http://schemas.microsoft.com/office/drawing/2016/5/13/chartex" xmlns:cx8="http://schemas.microsoft.com/office/drawing/2016/5/14/chartex" xmlns:mc="http://schemas.openxmlformats.org/markup-compatibility/2006" xmlns:aink="http://schemas.microsoft.com/office/drawing/2016/ink" xmlns:am3d="http://schemas.microsoft.com/office/drawing/2017/model3d" xmlns:o="urn:schemas-microsoft-com:office:office" xmlns:oel="http://schemas.microsoft.com/office/2019/extlst" xmlns:r="http://schemas.openxmlformats.org/officeDocument/2006/relationships" xmlns:m="http://schemas.openxmlformats.org/officeDocument/2006/math" xmlns:v="urn:schemas-microsoft-com:vml" xmlns:wp14="http://schemas.microsoft.com/office/word/2010/wordprocessingDrawing" xmlns:wp="http://schemas.openxmlformats.org/drawingml/2006/wordprocessingDrawing" xmlns:w10="urn:schemas-microsoft-com:office:word" xmlns:w="http://schemas.openxmlformats.org/wordprocessingml/2006/main" xmlns:w14="http://schemas.microsoft.com/office/word/2010/wordml" xmlns:w15="http://schemas.microsoft.com/office/word/2012/wordml" xmlns:w16cex="http://schemas.microsoft.com/office/word/2018/wordml/cex" xmlns:w16cid="http://schemas.microsoft.com/office/word/2016/wordml/cid" xmlns:w16="http://schemas.microsoft.com/office/word/2018/wordml" xmlns:w16sdtdh="http://schemas.microsoft.com/office/word/2020/wordml/sdtdatahash" xmlns:w16se="http://schemas.microsoft.com/office/word/2015/wordml/symex" xmlns:wpg="http://schemas.microsoft.com/office/word/2010/wordprocessingGroup" xmlns:wpi="http://schemas.microsoft.com/office/word/2010/wordprocessingInk" xmlns:wne="http://schemas.microsoft.com/office/word/2006/wordml" xmlns:wps="http://schemas.microsoft.com/office/word/2010/wordprocessingShape" mc:Ignorable="w14 w15 w16se w16cid w16 w16cex w16sdtdh wp14">
+<w:ftr xmlns:wpc="http://schemas.microsoft.com/office/word/2010/wordprocessingCanvas" xmlns:cx="http://schemas.microsoft.com/office/drawing/2014/chartex" xmlns:cx1="http://schemas.microsoft.com/office/drawing/2015/9/8/chartex" xmlns:cx2="http://schemas.microsoft.com/office/drawing/2015/10/21/chartex" xmlns:cx3="http://schemas.microsoft.com/office/drawing/2016/5/9/chartex" xmlns:cx4="http://schemas.microsoft.com/office/drawing/2016/5/10/chartex" xmlns:cx5="http://schemas.microsoft.com/office/drawing/2016/5/11/chartex" xmlns:cx6="http://schemas.microsoft.com/office/drawing/2016/5/12/chartex" xmlns:cx7="http://schemas.microsoft.com/office/drawing/2016/5/13/chartex" xmlns:cx8="http://schemas.microsoft.com/office/drawing/2016/5/14/chartex" xmlns:mc="http://schemas.openxmlformats.org/markup-compatibility/2006" xmlns:aink="http://schemas.microsoft.com/office/drawing/2016/ink" xmlns:am3d="http://schemas.microsoft.com/office/drawing/2017/model3d" xmlns:o="urn:schemas-microsoft-com:office:office" xmlns:oel="http://schemas.microsoft.com/office/2019/extlst" xmlns:r="http://schemas.openxmlformats.org/officeDocument/2006/relationships" xmlns:m="http://schemas.openxmlformats.org/officeDocument/2006/math" xmlns:v="urn:schemas-microsoft-com:vml" xmlns:wp14="http://schemas.microsoft.com/office/word/2010/wordprocessingDrawing" xmlns:wp="http://schemas.openxmlformats.org/drawingml/2006/wordprocessingDrawing" xmlns:w10="urn:schemas-microsoft-com:office:word" xmlns:w="http://schemas.openxmlformats.org/wordprocessingml/2006/main" xmlns:w14="http://schemas.microsoft.com/office/word/2010/wordml" xmlns:w15="http://schemas.microsoft.com/office/word/2012/wordml" xmlns:w16cex="http://schemas.microsoft.com/office/word/2018/wordml/cex" xmlns:w16cid="http://schemas.microsoft.com/office/word/2016/wordml/cid" xmlns:w16="http://schemas.microsoft.com/office/word/2018/wordml" xmlns:w16du="http://schemas.microsoft.com/office/word/2023/wordml/word16du" xmlns:w16sdtdh="http://schemas.microsoft.com/office/word/2020/wordml/sdtdatahash" xmlns:w16sdtfl="http://schemas.microsoft.com/office/word/2024/wordml/sdtformatlock" xmlns:w16se="http://schemas.microsoft.com/office/word/2015/wordml/symex" xmlns:wpg="http://schemas.microsoft.com/office/word/2010/wordprocessingGroup" xmlns:wpi="http://schemas.microsoft.com/office/word/2010/wordprocessingInk" xmlns:wne="http://schemas.microsoft.com/office/word/2006/wordml" xmlns:wps="http://schemas.microsoft.com/office/word/2010/wordprocessingShape" mc:Ignorable="w14 w15 w16se w16cid w16 w16cex w16sdtdh w16sdtfl w16du wp14">
   <w:sdt>
     <w:sdtPr>
       <w:id w:val="-1230224358"/>
@@ -2981,7 +1816,7 @@
 </file>
 
 <file path=word/footnotes.xml><?xml version="1.0" encoding="utf-8"?>
-<w:footnotes xmlns:wpc="http://schemas.microsoft.com/office/word/2010/wordprocessingCanvas" xmlns:cx="http://schemas.microsoft.com/office/drawing/2014/chartex" xmlns:cx1="http://schemas.microsoft.com/office/drawing/2015/9/8/chartex" xmlns:cx2="http://schemas.microsoft.com/office/drawing/2015/10/21/chartex" xmlns:cx3="http://schemas.microsoft.com/office/drawing/2016/5/9/chartex" xmlns:cx4="http://schemas.microsoft.com/office/drawing/2016/5/10/chartex" xmlns:cx5="http://schemas.microsoft.com/office/drawing/2016/5/11/chartex" xmlns:cx6="http://schemas.microsoft.com/office/drawing/2016/5/12/chartex" xmlns:cx7="http://schemas.microsoft.com/office/drawing/2016/5/13/chartex" xmlns:cx8="http://schemas.microsoft.com/office/drawing/2016/5/14/chartex" xmlns:mc="http://schemas.openxmlformats.org/markup-compatibility/2006" xmlns:aink="http://schemas.microsoft.com/office/drawing/2016/ink" xmlns:am3d="http://schemas.microsoft.com/office/drawing/2017/model3d" xmlns:o="urn:schemas-microsoft-com:office:office" xmlns:oel="http://schemas.microsoft.com/office/2019/extlst" xmlns:r="http://schemas.openxmlformats.org/officeDocument/2006/relationships" xmlns:m="http://schemas.openxmlformats.org/officeDocument/2006/math" xmlns:v="urn:schemas-microsoft-com:vml" xmlns:wp14="http://schemas.microsoft.com/office/word/2010/wordprocessingDrawing" xmlns:wp="http://schemas.openxmlformats.org/drawingml/2006/wordprocessingDrawing" xmlns:w10="urn:schemas-microsoft-com:office:word" xmlns:w="http://schemas.openxmlformats.org/wordprocessingml/2006/main" xmlns:w14="http://schemas.microsoft.com/office/word/2010/wordml" xmlns:w15="http://schemas.microsoft.com/office/word/2012/wordml" xmlns:w16cex="http://schemas.microsoft.com/office/word/2018/wordml/cex" xmlns:w16cid="http://schemas.microsoft.com/office/word/2016/wordml/cid" xmlns:w16="http://schemas.microsoft.com/office/word/2018/wordml" xmlns:w16sdtdh="http://schemas.microsoft.com/office/word/2020/wordml/sdtdatahash" xmlns:w16se="http://schemas.microsoft.com/office/word/2015/wordml/symex" xmlns:wpg="http://schemas.microsoft.com/office/word/2010/wordprocessingGroup" xmlns:wpi="http://schemas.microsoft.com/office/word/2010/wordprocessingInk" xmlns:wne="http://schemas.microsoft.com/office/word/2006/wordml" xmlns:wps="http://schemas.microsoft.com/office/word/2010/wordprocessingShape" mc:Ignorable="w14 w15 w16se w16cid w16 w16cex w16sdtdh wp14">
+<w:footnotes xmlns:wpc="http://schemas.microsoft.com/office/word/2010/wordprocessingCanvas" xmlns:cx="http://schemas.microsoft.com/office/drawing/2014/chartex" xmlns:cx1="http://schemas.microsoft.com/office/drawing/2015/9/8/chartex" xmlns:cx2="http://schemas.microsoft.com/office/drawing/2015/10/21/chartex" xmlns:cx3="http://schemas.microsoft.com/office/drawing/2016/5/9/chartex" xmlns:cx4="http://schemas.microsoft.com/office/drawing/2016/5/10/chartex" xmlns:cx5="http://schemas.microsoft.com/office/drawing/2016/5/11/chartex" xmlns:cx6="http://schemas.microsoft.com/office/drawing/2016/5/12/chartex" xmlns:cx7="http://schemas.microsoft.com/office/drawing/2016/5/13/chartex" xmlns:cx8="http://schemas.microsoft.com/office/drawing/2016/5/14/chartex" xmlns:mc="http://schemas.openxmlformats.org/markup-compatibility/2006" xmlns:aink="http://schemas.microsoft.com/office/drawing/2016/ink" xmlns:am3d="http://schemas.microsoft.com/office/drawing/2017/model3d" xmlns:o="urn:schemas-microsoft-com:office:office" xmlns:oel="http://schemas.microsoft.com/office/2019/extlst" xmlns:r="http://schemas.openxmlformats.org/officeDocument/2006/relationships" xmlns:m="http://schemas.openxmlformats.org/officeDocument/2006/math" xmlns:v="urn:schemas-microsoft-com:vml" xmlns:wp14="http://schemas.microsoft.com/office/word/2010/wordprocessingDrawing" xmlns:wp="http://schemas.openxmlformats.org/drawingml/2006/wordprocessingDrawing" xmlns:w10="urn:schemas-microsoft-com:office:word" xmlns:w="http://schemas.openxmlformats.org/wordprocessingml/2006/main" xmlns:w14="http://schemas.microsoft.com/office/word/2010/wordml" xmlns:w15="http://schemas.microsoft.com/office/word/2012/wordml" xmlns:w16cex="http://schemas.microsoft.com/office/word/2018/wordml/cex" xmlns:w16cid="http://schemas.microsoft.com/office/word/2016/wordml/cid" xmlns:w16="http://schemas.microsoft.com/office/word/2018/wordml" xmlns:w16du="http://schemas.microsoft.com/office/word/2023/wordml/word16du" xmlns:w16sdtdh="http://schemas.microsoft.com/office/word/2020/wordml/sdtdatahash" xmlns:w16sdtfl="http://schemas.microsoft.com/office/word/2024/wordml/sdtformatlock" xmlns:w16se="http://schemas.microsoft.com/office/word/2015/wordml/symex" xmlns:wpg="http://schemas.microsoft.com/office/word/2010/wordprocessingGroup" xmlns:wpi="http://schemas.microsoft.com/office/word/2010/wordprocessingInk" xmlns:wne="http://schemas.microsoft.com/office/word/2006/wordml" xmlns:wps="http://schemas.microsoft.com/office/word/2010/wordprocessingShape" mc:Ignorable="w14 w15 w16se w16cid w16 w16cex w16sdtdh w16sdtfl w16du wp14">
   <w:footnote w:type="separator" w:id="-1">
     <w:p>
       <w:r>
@@ -3000,7 +1835,7 @@
 </file>
 
 <file path=word/numbering.xml><?xml version="1.0" encoding="utf-8"?>
-<w:numbering xmlns:wpc="http://schemas.microsoft.com/office/word/2010/wordprocessingCanvas" xmlns:cx="http://schemas.microsoft.com/office/drawing/2014/chartex" xmlns:cx1="http://schemas.microsoft.com/office/drawing/2015/9/8/chartex" xmlns:cx2="http://schemas.microsoft.com/office/drawing/2015/10/21/chartex" xmlns:cx3="http://schemas.microsoft.com/office/drawing/2016/5/9/chartex" xmlns:cx4="http://schemas.microsoft.com/office/drawing/2016/5/10/chartex" xmlns:cx5="http://schemas.microsoft.com/office/drawing/2016/5/11/chartex" xmlns:cx6="http://schemas.microsoft.com/office/drawing/2016/5/12/chartex" xmlns:cx7="http://schemas.microsoft.com/office/drawing/2016/5/13/chartex" xmlns:cx8="http://schemas.microsoft.com/office/drawing/2016/5/14/chartex" xmlns:mc="http://schemas.openxmlformats.org/markup-compatibility/2006" xmlns:aink="http://schemas.microsoft.com/office/drawing/2016/ink" xmlns:am3d="http://schemas.microsoft.com/office/drawing/2017/model3d" xmlns:o="urn:schemas-microsoft-com:office:office" xmlns:oel="http://schemas.microsoft.com/office/2019/extlst" xmlns:r="http://schemas.openxmlformats.org/officeDocument/2006/relationships" xmlns:m="http://schemas.openxmlformats.org/officeDocument/2006/math" xmlns:v="urn:schemas-microsoft-com:vml" xmlns:wp14="http://schemas.microsoft.com/office/word/2010/wordprocessingDrawing" xmlns:wp="http://schemas.openxmlformats.org/drawingml/2006/wordprocessingDrawing" xmlns:w10="urn:schemas-microsoft-com:office:word" xmlns:w="http://schemas.openxmlformats.org/wordprocessingml/2006/main" xmlns:w14="http://schemas.microsoft.com/office/word/2010/wordml" xmlns:w15="http://schemas.microsoft.com/office/word/2012/wordml" xmlns:w16cex="http://schemas.microsoft.com/office/word/2018/wordml/cex" xmlns:w16cid="http://schemas.microsoft.com/office/word/2016/wordml/cid" xmlns:w16="http://schemas.microsoft.com/office/word/2018/wordml" xmlns:w16sdtdh="http://schemas.microsoft.com/office/word/2020/wordml/sdtdatahash" xmlns:w16se="http://schemas.microsoft.com/office/word/2015/wordml/symex" xmlns:wpg="http://schemas.microsoft.com/office/word/2010/wordprocessingGroup" xmlns:wpi="http://schemas.microsoft.com/office/word/2010/wordprocessingInk" xmlns:wne="http://schemas.microsoft.com/office/word/2006/wordml" xmlns:wps="http://schemas.microsoft.com/office/word/2010/wordprocessingShape" mc:Ignorable="w14 w15 w16se w16cid w16 w16cex w16sdtdh wp14">
+<w:numbering xmlns:wpc="http://schemas.microsoft.com/office/word/2010/wordprocessingCanvas" xmlns:cx="http://schemas.microsoft.com/office/drawing/2014/chartex" xmlns:cx1="http://schemas.microsoft.com/office/drawing/2015/9/8/chartex" xmlns:cx2="http://schemas.microsoft.com/office/drawing/2015/10/21/chartex" xmlns:cx3="http://schemas.microsoft.com/office/drawing/2016/5/9/chartex" xmlns:cx4="http://schemas.microsoft.com/office/drawing/2016/5/10/chartex" xmlns:cx5="http://schemas.microsoft.com/office/drawing/2016/5/11/chartex" xmlns:cx6="http://schemas.microsoft.com/office/drawing/2016/5/12/chartex" xmlns:cx7="http://schemas.microsoft.com/office/drawing/2016/5/13/chartex" xmlns:cx8="http://schemas.microsoft.com/office/drawing/2016/5/14/chartex" xmlns:mc="http://schemas.openxmlformats.org/markup-compatibility/2006" xmlns:aink="http://schemas.microsoft.com/office/drawing/2016/ink" xmlns:am3d="http://schemas.microsoft.com/office/drawing/2017/model3d" xmlns:o="urn:schemas-microsoft-com:office:office" xmlns:oel="http://schemas.microsoft.com/office/2019/extlst" xmlns:r="http://schemas.openxmlformats.org/officeDocument/2006/relationships" xmlns:m="http://schemas.openxmlformats.org/officeDocument/2006/math" xmlns:v="urn:schemas-microsoft-com:vml" xmlns:wp14="http://schemas.microsoft.com/office/word/2010/wordprocessingDrawing" xmlns:wp="http://schemas.openxmlformats.org/drawingml/2006/wordprocessingDrawing" xmlns:w10="urn:schemas-microsoft-com:office:word" xmlns:w="http://schemas.openxmlformats.org/wordprocessingml/2006/main" xmlns:w14="http://schemas.microsoft.com/office/word/2010/wordml" xmlns:w15="http://schemas.microsoft.com/office/word/2012/wordml" xmlns:w16cex="http://schemas.microsoft.com/office/word/2018/wordml/cex" xmlns:w16cid="http://schemas.microsoft.com/office/word/2016/wordml/cid" xmlns:w16="http://schemas.microsoft.com/office/word/2018/wordml" xmlns:w16du="http://schemas.microsoft.com/office/word/2023/wordml/word16du" xmlns:w16sdtdh="http://schemas.microsoft.com/office/word/2020/wordml/sdtdatahash" xmlns:w16sdtfl="http://schemas.microsoft.com/office/word/2024/wordml/sdtformatlock" xmlns:w16se="http://schemas.microsoft.com/office/word/2015/wordml/symex" xmlns:wpg="http://schemas.microsoft.com/office/word/2010/wordprocessingGroup" xmlns:wpi="http://schemas.microsoft.com/office/word/2010/wordprocessingInk" xmlns:wne="http://schemas.microsoft.com/office/word/2006/wordml" xmlns:wps="http://schemas.microsoft.com/office/word/2010/wordprocessingShape" mc:Ignorable="w14 w15 w16se w16cid w16 w16cex w16sdtdh w16sdtfl w16du wp14">
   <w:abstractNum w:abstractNumId="0" w15:restartNumberingAfterBreak="0">
     <w:nsid w:val="FFFFFF89"/>
     <w:multiLevelType w:val="singleLevel"/>
@@ -5606,7 +4441,7 @@
 </file>
 
 <file path=word/styles.xml><?xml version="1.0" encoding="utf-8"?>
-<w:styles xmlns:mc="http://schemas.openxmlformats.org/markup-compatibility/2006" xmlns:r="http://schemas.openxmlformats.org/officeDocument/2006/relationships" xmlns:w="http://schemas.openxmlformats.org/wordprocessingml/2006/main" xmlns:w14="http://schemas.microsoft.com/office/word/2010/wordml" xmlns:w15="http://schemas.microsoft.com/office/word/2012/wordml" xmlns:w16cex="http://schemas.microsoft.com/office/word/2018/wordml/cex" xmlns:w16cid="http://schemas.microsoft.com/office/word/2016/wordml/cid" xmlns:w16="http://schemas.microsoft.com/office/word/2018/wordml" xmlns:w16sdtdh="http://schemas.microsoft.com/office/word/2020/wordml/sdtdatahash" xmlns:w16se="http://schemas.microsoft.com/office/word/2015/wordml/symex" mc:Ignorable="w14 w15 w16se w16cid w16 w16cex w16sdtdh">
+<w:styles xmlns:mc="http://schemas.openxmlformats.org/markup-compatibility/2006" xmlns:r="http://schemas.openxmlformats.org/officeDocument/2006/relationships" xmlns:w="http://schemas.openxmlformats.org/wordprocessingml/2006/main" xmlns:w14="http://schemas.microsoft.com/office/word/2010/wordml" xmlns:w15="http://schemas.microsoft.com/office/word/2012/wordml" xmlns:w16cex="http://schemas.microsoft.com/office/word/2018/wordml/cex" xmlns:w16cid="http://schemas.microsoft.com/office/word/2016/wordml/cid" xmlns:w16="http://schemas.microsoft.com/office/word/2018/wordml" xmlns:w16du="http://schemas.microsoft.com/office/word/2023/wordml/word16du" xmlns:w16sdtdh="http://schemas.microsoft.com/office/word/2020/wordml/sdtdatahash" xmlns:w16sdtfl="http://schemas.microsoft.com/office/word/2024/wordml/sdtformatlock" xmlns:w16se="http://schemas.microsoft.com/office/word/2015/wordml/symex" mc:Ignorable="w14 w15 w16se w16cid w16 w16cex w16sdtdh w16sdtfl w16du">
   <w:docDefaults>
     <w:rPrDefault>
       <w:rPr>
@@ -6194,6 +5029,18 @@
     <w:basedOn w:val="a1"/>
     <w:rsid w:val="00D86B5F"/>
   </w:style>
+  <w:style w:type="character" w:styleId="ab">
+    <w:name w:val="FollowedHyperlink"/>
+    <w:basedOn w:val="a1"/>
+    <w:uiPriority w:val="99"/>
+    <w:semiHidden/>
+    <w:unhideWhenUsed/>
+    <w:rsid w:val="00F27A91"/>
+    <w:rPr>
+      <w:color w:val="954F72" w:themeColor="followedHyperlink"/>
+      <w:u w:val="single"/>
+    </w:rPr>
+  </w:style>
 </w:styles>
 </file>
 
